--- a/Risk Management Plan.docx
+++ b/Risk Management Plan.docx
@@ -378,7 +378,7 @@
               </w:rPr>
               <w:lastRenderedPageBreak/>
               <w:drawing>
-                <wp:inline distT="0" distB="0" distL="0" distR="0" wp14:anchorId="19D4D9E1" wp14:editId="3FBB1FB9">
+                <wp:inline distT="0" distB="0" distL="0" distR="0" wp14:anchorId="19D4D9E1" wp14:editId="2CA19437">
                   <wp:extent cx="6859114" cy="1819739"/>
                   <wp:effectExtent l="0" t="0" r="0" b="9525"/>
                   <wp:docPr id="4" name="Picture 4" descr="Metallic spheres connected in mesh"/>
@@ -2081,6 +2081,26 @@
             </w:pPr>
           </w:p>
           <w:p>
+            <w:pPr>
+              <w:rPr>
+                <w:lang w:val="en-CA"/>
+              </w:rPr>
+            </w:pPr>
+            <w:r>
+              <w:rPr>
+                <w:lang w:val="en-CA"/>
+              </w:rPr>
+              <w:t>Our product mix may shift as travel restrictions reduce new travel insurance sales and changes in vehicle use affect automobile coverage needs. Enquiries about life insurance, home coverage, and pension plans may increase, although greater interest does not necessarily translate into additional sales. We should monitor new business, renewals, cancellations, and policy adjustments to identify changes in revenue and product concentration.</w:t>
+            </w:r>
+          </w:p>
+          <w:p>
+            <w:pPr>
+              <w:rPr>
+                <w:lang w:val="en-CA"/>
+              </w:rPr>
+            </w:pPr>
+          </w:p>
+          <w:p>
             <w:r>
               <w:rPr>
                 <w:lang w:val="en-CA"/>
@@ -2700,7 +2720,7 @@
       </w:tr>
       <w:tr>
         <w:trPr>
-          <w:trHeight w:val="2016"/>
+          <w:trHeight w:val="4771"/>
         </w:trPr>
         <w:tc>
           <w:tcPr>
@@ -2717,6 +2737,352 @@
             <w:r>
               <w:t>Reputation Risk</w:t>
             </w:r>
+          </w:p>
+          <w:p>
+            <w:pPr>
+              <w:rPr>
+                <w:sz w:val="32"/>
+                <w:szCs w:val="32"/>
+                <w:lang w:val="en-CA"/>
+              </w:rPr>
+            </w:pPr>
+            <w:r>
+              <w:rPr>
+                <w:sz w:val="32"/>
+                <w:szCs w:val="32"/>
+                <w:lang w:val="en-CA"/>
+              </w:rPr>
+              <w:t>PUBLIC PERCEPTION AND THE ITRUSTU BRAND</w:t>
+            </w:r>
+          </w:p>
+          <w:p>
+            <w:pPr>
+              <w:rPr>
+                <w:b/>
+                <w:bCs/>
+                <w:sz w:val="32"/>
+                <w:szCs w:val="32"/>
+                <w:lang w:val="en-CA"/>
+              </w:rPr>
+            </w:pPr>
+          </w:p>
+          <w:p>
+            <w:pPr>
+              <w:rPr>
+                <w:lang w:val="en-CA"/>
+              </w:rPr>
+            </w:pPr>
+            <w:r>
+              <w:rPr>
+                <w:lang w:val="en-CA"/>
+              </w:rPr>
+              <w:t>The initial phase of the pandemic is critical to our reputation. We may need to manage an increase in claims for certain products while transitioning employees to remote work. Travel insurance is a particularly sensitive area, as widespread travel cancellations could generate increased claims, enquiries, and disputes over coverage. With just over 50 employees, we may struggle to manage this sudden workload. Delayed responses and unclear explanations could damage customer trust.</w:t>
+            </w:r>
+          </w:p>
+          <w:p>
+            <w:pPr>
+              <w:rPr>
+                <w:lang w:val="en-CA"/>
+              </w:rPr>
+            </w:pPr>
+          </w:p>
+          <w:p>
+            <w:pPr>
+              <w:rPr>
+                <w:lang w:val="en-CA"/>
+              </w:rPr>
+            </w:pPr>
+            <w:r>
+              <w:rPr>
+                <w:lang w:val="en-CA"/>
+              </w:rPr>
+              <w:t>Economic uncertainty and job losses may also place our customers under financial pressure. Some may seek to reduce their coverage, defer premium payments, or access retirement savings where permitted. We should provide clear information about available options and their consequences. Insensitive communication or inconsistent treatment could harm our reputation during a period when customers are already vulnerable.</w:t>
+            </w:r>
+          </w:p>
+          <w:p>
+            <w:pPr>
+              <w:rPr>
+                <w:lang w:val="en-CA"/>
+              </w:rPr>
+            </w:pPr>
+          </w:p>
+          <w:p>
+            <w:pPr>
+              <w:rPr>
+                <w:sz w:val="32"/>
+                <w:szCs w:val="32"/>
+                <w:lang w:val="en-CA"/>
+              </w:rPr>
+            </w:pPr>
+            <w:r>
+              <w:rPr>
+                <w:sz w:val="32"/>
+                <w:szCs w:val="32"/>
+                <w:lang w:val="en-CA"/>
+              </w:rPr>
+              <w:t>ETHICAL AND CORPORATE RESPONSIBILITY</w:t>
+            </w:r>
+          </w:p>
+          <w:p>
+            <w:pPr>
+              <w:rPr>
+                <w:b/>
+                <w:bCs/>
+                <w:lang w:val="en-CA"/>
+              </w:rPr>
+            </w:pPr>
+          </w:p>
+          <w:p>
+            <w:pPr>
+              <w:rPr>
+                <w:lang w:val="en-CA"/>
+              </w:rPr>
+            </w:pPr>
+            <w:r>
+              <w:rPr>
+                <w:lang w:val="en-CA"/>
+              </w:rPr>
+              <w:t>Misinformation surrounding the pandemic may create confusion about insurance coverage and our response to changing conditions. We should provide accurate, consistent information about policy terms, exclusions, and any changes to our services. Unclear or misleading statements could undermine trust and prevent customers from making informed decisions.</w:t>
+            </w:r>
+          </w:p>
+          <w:p>
+            <w:pPr>
+              <w:rPr>
+                <w:lang w:val="en-CA"/>
+              </w:rPr>
+            </w:pPr>
+          </w:p>
+          <w:p>
+            <w:pPr>
+              <w:rPr>
+                <w:lang w:val="en-CA"/>
+              </w:rPr>
+            </w:pPr>
+            <w:r>
+              <w:rPr>
+                <w:lang w:val="en-CA"/>
+              </w:rPr>
+              <w:t>We also have a responsibility to consider employee well-being as working arrangements change. Moving suitable roles to remote work may help reduce exposure to illness, but the sudden transition may contribute to stress, isolation, and difficulties balancing work and personal responsibilities. We should assess the need for additional mental health support, regular check-ins, and flexible working arrangements. Insufficient support could affect employee well-being and confidence in our leadership.</w:t>
+            </w:r>
+          </w:p>
+          <w:p>
+            <w:pPr>
+              <w:rPr>
+                <w:lang w:val="en-CA"/>
+              </w:rPr>
+            </w:pPr>
+          </w:p>
+          <w:p>
+            <w:pPr>
+              <w:rPr>
+                <w:sz w:val="32"/>
+                <w:szCs w:val="32"/>
+                <w:lang w:val="en-CA"/>
+              </w:rPr>
+            </w:pPr>
+            <w:r>
+              <w:rPr>
+                <w:sz w:val="32"/>
+                <w:szCs w:val="32"/>
+                <w:lang w:val="en-CA"/>
+              </w:rPr>
+              <w:t>REGULATION AND COMPLIANCE</w:t>
+            </w:r>
+          </w:p>
+          <w:p>
+            <w:pPr>
+              <w:rPr>
+                <w:sz w:val="32"/>
+                <w:szCs w:val="32"/>
+                <w:lang w:val="en-CA"/>
+              </w:rPr>
+            </w:pPr>
+          </w:p>
+          <w:p>
+            <w:pPr>
+              <w:rPr>
+                <w:lang w:val="en-CA"/>
+              </w:rPr>
+            </w:pPr>
+            <w:r>
+              <w:rPr>
+                <w:lang w:val="en-CA"/>
+              </w:rPr>
+              <w:t>The pandemic places additional pressure on our ability to meet compliance expectations while maintaining essential services. Increased workloads and staff absences may contribute to processing errors, delayed claims handling, and incomplete records. We should monitor these pressures and ensure that changes to our working arrangements continue to support our obligations.</w:t>
+            </w:r>
+          </w:p>
+          <w:p>
+            <w:pPr>
+              <w:rPr>
+                <w:lang w:val="en-CA"/>
+              </w:rPr>
+            </w:pPr>
+          </w:p>
+          <w:p>
+            <w:pPr>
+              <w:rPr>
+                <w:lang w:val="en-CA"/>
+              </w:rPr>
+            </w:pPr>
+            <w:r>
+              <w:rPr>
+                <w:lang w:val="en-CA"/>
+              </w:rPr>
+              <w:t>Our equipment includes approximately 50 desktop computers and only a few laptops, suggesting that our existing arrangements primarily support office-based work. A rapid transition to remote work may increase the risk of unauthorized access, inappropriate information sharing, or exposure of customer data if suitable safeguards are not in place. We should verify that remote access, company devices, and cloud services adequately protect confidential information. Failures in these areas could attract regulatory scrutiny and damage customer confidence.</w:t>
+            </w:r>
+          </w:p>
+          <w:p>
+            <w:pPr>
+              <w:rPr>
+                <w:lang w:val="en-CA"/>
+              </w:rPr>
+            </w:pPr>
+          </w:p>
+          <w:p>
+            <w:pPr>
+              <w:rPr>
+                <w:lang w:val="en-CA"/>
+              </w:rPr>
+            </w:pPr>
+          </w:p>
+          <w:p>
+            <w:pPr>
+              <w:rPr>
+                <w:lang w:val="en-CA"/>
+              </w:rPr>
+            </w:pPr>
+          </w:p>
+          <w:p>
+            <w:pPr>
+              <w:rPr>
+                <w:lang w:val="en-CA"/>
+              </w:rPr>
+            </w:pPr>
+          </w:p>
+          <w:p>
+            <w:pPr>
+              <w:rPr>
+                <w:lang w:val="en-CA"/>
+              </w:rPr>
+            </w:pPr>
+          </w:p>
+          <w:p>
+            <w:pPr>
+              <w:rPr>
+                <w:lang w:val="en-CA"/>
+              </w:rPr>
+            </w:pPr>
+          </w:p>
+          <w:p>
+            <w:pPr>
+              <w:rPr>
+                <w:lang w:val="en-CA"/>
+              </w:rPr>
+            </w:pPr>
+          </w:p>
+          <w:p>
+            <w:pPr>
+              <w:rPr>
+                <w:b/>
+                <w:bCs/>
+                <w:lang w:val="en-CA"/>
+              </w:rPr>
+            </w:pPr>
+          </w:p>
+          <w:p>
+            <w:pPr>
+              <w:rPr>
+                <w:sz w:val="32"/>
+                <w:szCs w:val="32"/>
+                <w:lang w:val="en-CA"/>
+              </w:rPr>
+            </w:pPr>
+          </w:p>
+          <w:p>
+            <w:pPr>
+              <w:rPr>
+                <w:sz w:val="32"/>
+                <w:szCs w:val="32"/>
+                <w:lang w:val="en-CA"/>
+              </w:rPr>
+            </w:pPr>
+            <w:r>
+              <w:rPr>
+                <w:sz w:val="32"/>
+                <w:szCs w:val="32"/>
+                <w:lang w:val="en-CA"/>
+              </w:rPr>
+              <w:t>PRODUCT QUALITY AND SALES SERVICE</w:t>
+            </w:r>
+          </w:p>
+          <w:p>
+            <w:pPr>
+              <w:rPr>
+                <w:sz w:val="32"/>
+                <w:szCs w:val="32"/>
+                <w:lang w:val="en-CA"/>
+              </w:rPr>
+            </w:pPr>
+          </w:p>
+          <w:p>
+            <w:pPr>
+              <w:rPr>
+                <w:lang w:val="en-CA"/>
+              </w:rPr>
+            </w:pPr>
+            <w:r>
+              <w:rPr>
+                <w:lang w:val="en-CA"/>
+              </w:rPr>
+              <w:t>The pandemic may change customer demand across our insurance and pension products. Reduced travel and vehicle use could lead customers to question their existing coverage or request adjustments. At the same time, concerns about health, household finances, and retirement savings may increase enquiries about life insurance, home coverage, and pension plans. We should be prepared to explain available options and maintain consistent service as customer needs change.</w:t>
+            </w:r>
+          </w:p>
+          <w:p>
+            <w:pPr>
+              <w:rPr>
+                <w:lang w:val="en-CA"/>
+              </w:rPr>
+            </w:pPr>
+          </w:p>
+          <w:p>
+            <w:pPr>
+              <w:rPr>
+                <w:lang w:val="en-CA"/>
+              </w:rPr>
+            </w:pPr>
+            <w:r>
+              <w:rPr>
+                <w:lang w:val="en-CA"/>
+              </w:rPr>
+              <w:t>Staff shortages and remote working arrangements may affect our ability to provide timely advice, process policy changes, and resolve claims. Supply chain disruptions and labour shortages may also delay repairs or replacement services associated with home and vehicle claims. These delays could affect customers’ experience even when the underlying disruption occurs outside our organization.</w:t>
+            </w:r>
+          </w:p>
+          <w:p>
+            <w:pPr>
+              <w:rPr>
+                <w:lang w:val="en-CA"/>
+              </w:rPr>
+            </w:pPr>
+          </w:p>
+          <w:p>
+            <w:pPr>
+              <w:rPr>
+                <w:lang w:val="en-CA"/>
+              </w:rPr>
+            </w:pPr>
+            <w:r>
+              <w:rPr>
+                <w:lang w:val="en-CA"/>
+              </w:rPr>
+              <w:t>We should communicate expected service timelines clearly, explain relevant coverage limits, and provide updates when delays occur. Failure to manage these expectations could lead customers to view our products and after-sales service as unreliable.</w:t>
+            </w:r>
+          </w:p>
+          <w:p>
+            <w:pPr>
+              <w:rPr>
+                <w:lang w:val="en-CA"/>
+              </w:rPr>
+            </w:pPr>
           </w:p>
           <w:p/>
         </w:tc>
@@ -2729,8 +3095,565 @@
           <w:tcPr>
             <w:tcW w:w="10757" w:type="dxa"/>
             <w:gridSpan w:val="2"/>
-            <w:vAlign w:val="bottom"/>
           </w:tcPr>
+          <w:p>
+            <w:pPr>
+              <w:pStyle w:val="Caption"/>
+              <w:keepNext/>
+              <w:rPr>
+                <w:sz w:val="24"/>
+                <w:szCs w:val="24"/>
+              </w:rPr>
+            </w:pPr>
+            <w:r>
+              <w:rPr>
+                <w:sz w:val="24"/>
+                <w:szCs w:val="24"/>
+              </w:rPr>
+              <w:lastRenderedPageBreak/>
+              <w:t>REPUTATION</w:t>
+            </w:r>
+            <w:r>
+              <w:rPr>
+                <w:sz w:val="24"/>
+                <w:szCs w:val="24"/>
+              </w:rPr>
+              <w:t xml:space="preserve"> RISKINESS INDEX</w:t>
+            </w:r>
+          </w:p>
+          <w:tbl>
+            <w:tblPr>
+              <w:tblpPr w:leftFromText="180" w:rightFromText="180" w:vertAnchor="text" w:horzAnchor="page" w:tblpX="560" w:tblpY="51"/>
+              <w:tblOverlap w:val="never"/>
+              <w:tblW w:w="10660" w:type="dxa"/>
+              <w:tblBorders>
+                <w:top w:val="single" w:sz="6" w:space="0" w:color="595959" w:themeColor="text1" w:themeTint="A6"/>
+                <w:left w:val="single" w:sz="6" w:space="0" w:color="595959" w:themeColor="text1" w:themeTint="A6"/>
+                <w:bottom w:val="single" w:sz="6" w:space="0" w:color="595959" w:themeColor="text1" w:themeTint="A6"/>
+                <w:right w:val="single" w:sz="6" w:space="0" w:color="595959" w:themeColor="text1" w:themeTint="A6"/>
+                <w:insideH w:val="single" w:sz="6" w:space="0" w:color="595959" w:themeColor="text1" w:themeTint="A6"/>
+                <w:insideV w:val="single" w:sz="6" w:space="0" w:color="595959" w:themeColor="text1" w:themeTint="A6"/>
+              </w:tblBorders>
+              <w:shd w:val="clear" w:color="auto" w:fill="FFFFFF" w:themeFill="background1"/>
+              <w:tblLayout w:type="fixed"/>
+              <w:tblCellMar>
+                <w:left w:w="0" w:type="dxa"/>
+                <w:right w:w="0" w:type="dxa"/>
+              </w:tblCellMar>
+              <w:tblLook w:val="01E0" w:firstRow="1" w:lastRow="1" w:firstColumn="1" w:lastColumn="1" w:noHBand="0" w:noVBand="0"/>
+            </w:tblPr>
+            <w:tblGrid>
+              <w:gridCol w:w="1086"/>
+              <w:gridCol w:w="8581"/>
+              <w:gridCol w:w="993"/>
+            </w:tblGrid>
+            <w:tr>
+              <w:trPr>
+                <w:trHeight w:val="571"/>
+              </w:trPr>
+              <w:tc>
+                <w:tcPr>
+                  <w:tcW w:w="1086" w:type="dxa"/>
+                  <w:shd w:val="clear" w:color="auto" w:fill="262626" w:themeFill="text1" w:themeFillTint="D9"/>
+                  <w:vAlign w:val="center"/>
+                </w:tcPr>
+                <w:p>
+                  <w:pPr>
+                    <w:pStyle w:val="TableParagraph"/>
+                    <w:spacing w:before="121"/>
+                    <w:ind w:left="0"/>
+                    <w:jc w:val="center"/>
+                    <w:rPr>
+                      <w:rFonts w:ascii="Arial" w:hAnsi="Arial" w:cs="Arial"/>
+                      <w:b/>
+                      <w:sz w:val="24"/>
+                      <w:szCs w:val="24"/>
+                    </w:rPr>
+                  </w:pPr>
+                  <w:r>
+                    <w:rPr>
+                      <w:rFonts w:ascii="Arial" w:eastAsia="Arial" w:hAnsi="Arial" w:cs="Arial"/>
+                      <w:b/>
+                      <w:sz w:val="24"/>
+                      <w:szCs w:val="24"/>
+                    </w:rPr>
+                    <w:t>CODE</w:t>
+                  </w:r>
+                </w:p>
+              </w:tc>
+              <w:tc>
+                <w:tcPr>
+                  <w:tcW w:w="8581" w:type="dxa"/>
+                  <w:shd w:val="clear" w:color="auto" w:fill="262626" w:themeFill="text1" w:themeFillTint="D9"/>
+                  <w:vAlign w:val="center"/>
+                </w:tcPr>
+                <w:p>
+                  <w:pPr>
+                    <w:pStyle w:val="TableParagraph"/>
+                    <w:spacing w:before="121"/>
+                    <w:rPr>
+                      <w:rFonts w:ascii="Arial" w:hAnsi="Arial" w:cs="Arial"/>
+                      <w:b/>
+                      <w:sz w:val="24"/>
+                      <w:szCs w:val="24"/>
+                    </w:rPr>
+                  </w:pPr>
+                  <w:r>
+                    <w:rPr>
+                      <w:rFonts w:ascii="Arial" w:eastAsia="Arial" w:hAnsi="Arial" w:cs="Arial"/>
+                      <w:b/>
+                      <w:sz w:val="24"/>
+                      <w:szCs w:val="24"/>
+                    </w:rPr>
+                    <w:t>DESCRIPTION</w:t>
+                  </w:r>
+                </w:p>
+              </w:tc>
+              <w:tc>
+                <w:tcPr>
+                  <w:tcW w:w="993" w:type="dxa"/>
+                  <w:shd w:val="clear" w:color="auto" w:fill="262626" w:themeFill="text1" w:themeFillTint="D9"/>
+                  <w:vAlign w:val="center"/>
+                </w:tcPr>
+                <w:p>
+                  <w:pPr>
+                    <w:pStyle w:val="TableParagraph"/>
+                    <w:spacing w:before="121"/>
+                    <w:ind w:left="0"/>
+                    <w:jc w:val="center"/>
+                    <w:rPr>
+                      <w:rFonts w:ascii="Arial" w:hAnsi="Arial" w:cs="Arial"/>
+                      <w:b/>
+                      <w:sz w:val="24"/>
+                      <w:szCs w:val="24"/>
+                    </w:rPr>
+                  </w:pPr>
+                  <w:r>
+                    <w:rPr>
+                      <w:rFonts w:ascii="Arial" w:eastAsia="Arial" w:hAnsi="Arial" w:cs="Arial"/>
+                      <w:b/>
+                      <w:sz w:val="24"/>
+                      <w:szCs w:val="24"/>
+                    </w:rPr>
+                    <w:t>SCORE</w:t>
+                  </w:r>
+                </w:p>
+              </w:tc>
+            </w:tr>
+            <w:tr>
+              <w:trPr>
+                <w:trHeight w:val="571"/>
+              </w:trPr>
+              <w:tc>
+                <w:tcPr>
+                  <w:tcW w:w="1086" w:type="dxa"/>
+                  <w:shd w:val="clear" w:color="auto" w:fill="FFFFFF" w:themeFill="background1"/>
+                  <w:vAlign w:val="center"/>
+                </w:tcPr>
+                <w:p>
+                  <w:pPr>
+                    <w:pStyle w:val="TableParagraph"/>
+                    <w:spacing w:before="110"/>
+                    <w:jc w:val="center"/>
+                    <w:rPr>
+                      <w:rFonts w:ascii="Arial" w:hAnsi="Arial" w:cs="Arial"/>
+                    </w:rPr>
+                  </w:pPr>
+                  <w:r>
+                    <w:rPr>
+                      <w:rFonts w:ascii="Arial" w:eastAsia="Arial" w:hAnsi="Arial" w:cs="Arial"/>
+                    </w:rPr>
+                    <w:t>3</w:t>
+                  </w:r>
+                  <w:r>
+                    <w:rPr>
+                      <w:rFonts w:ascii="Arial" w:eastAsia="Arial" w:hAnsi="Arial" w:cs="Arial"/>
+                    </w:rPr>
+                    <w:t>.1</w:t>
+                  </w:r>
+                </w:p>
+              </w:tc>
+              <w:tc>
+                <w:tcPr>
+                  <w:tcW w:w="8581" w:type="dxa"/>
+                  <w:shd w:val="clear" w:color="auto" w:fill="FFFFFF" w:themeFill="background1"/>
+                  <w:vAlign w:val="center"/>
+                </w:tcPr>
+                <w:p>
+                  <w:pPr>
+                    <w:pStyle w:val="TableParagraph"/>
+                    <w:spacing w:before="110"/>
+                    <w:ind w:left="108"/>
+                    <w:rPr>
+                      <w:rFonts w:ascii="Arial" w:hAnsi="Arial" w:cs="Arial"/>
+                    </w:rPr>
+                  </w:pPr>
+                  <w:r>
+                    <w:rPr>
+                      <w:rFonts w:ascii="Arial" w:hAnsi="Arial" w:cs="Arial"/>
+                    </w:rPr>
+                    <w:t>Poor public perception of the industry and/or organization brands</w:t>
+                  </w:r>
+                </w:p>
+              </w:tc>
+              <w:tc>
+                <w:tcPr>
+                  <w:tcW w:w="993" w:type="dxa"/>
+                  <w:shd w:val="clear" w:color="auto" w:fill="FFFFFF" w:themeFill="background1"/>
+                  <w:vAlign w:val="center"/>
+                </w:tcPr>
+                <w:p>
+                  <w:pPr>
+                    <w:pStyle w:val="TableParagraph"/>
+                    <w:spacing w:before="0"/>
+                    <w:ind w:left="0"/>
+                    <w:jc w:val="center"/>
+                    <w:rPr>
+                      <w:rFonts w:ascii="Arial" w:hAnsi="Arial" w:cs="Arial"/>
+                    </w:rPr>
+                  </w:pPr>
+                  <w:r>
+                    <w:rPr>
+                      <w:rFonts w:ascii="Arial" w:eastAsia="Arial" w:hAnsi="Arial" w:cs="Arial"/>
+                    </w:rPr>
+                    <w:t>4</w:t>
+                  </w:r>
+                </w:p>
+              </w:tc>
+            </w:tr>
+            <w:tr>
+              <w:trPr>
+                <w:trHeight w:val="571"/>
+              </w:trPr>
+              <w:tc>
+                <w:tcPr>
+                  <w:tcW w:w="1086" w:type="dxa"/>
+                  <w:shd w:val="clear" w:color="auto" w:fill="FFFFFF" w:themeFill="background1"/>
+                  <w:vAlign w:val="center"/>
+                </w:tcPr>
+                <w:p>
+                  <w:pPr>
+                    <w:pStyle w:val="TableParagraph"/>
+                    <w:jc w:val="center"/>
+                    <w:rPr>
+                      <w:rFonts w:ascii="Arial" w:hAnsi="Arial" w:cs="Arial"/>
+                    </w:rPr>
+                  </w:pPr>
+                  <w:r>
+                    <w:rPr>
+                      <w:rFonts w:ascii="Arial" w:eastAsia="Arial" w:hAnsi="Arial" w:cs="Arial"/>
+                    </w:rPr>
+                    <w:t>3</w:t>
+                  </w:r>
+                  <w:r>
+                    <w:rPr>
+                      <w:rFonts w:ascii="Arial" w:eastAsia="Arial" w:hAnsi="Arial" w:cs="Arial"/>
+                    </w:rPr>
+                    <w:t>.2</w:t>
+                  </w:r>
+                </w:p>
+              </w:tc>
+              <w:tc>
+                <w:tcPr>
+                  <w:tcW w:w="8581" w:type="dxa"/>
+                  <w:shd w:val="clear" w:color="auto" w:fill="FFFFFF" w:themeFill="background1"/>
+                  <w:vAlign w:val="center"/>
+                </w:tcPr>
+                <w:p>
+                  <w:pPr>
+                    <w:pStyle w:val="TableParagraph"/>
+                    <w:ind w:left="108"/>
+                    <w:rPr>
+                      <w:rFonts w:ascii="Arial" w:hAnsi="Arial" w:cs="Arial"/>
+                    </w:rPr>
+                  </w:pPr>
+                  <w:r>
+                    <w:rPr>
+                      <w:rFonts w:ascii="Arial" w:hAnsi="Arial" w:cs="Arial"/>
+                    </w:rPr>
+                    <w:t>Insufficient attention to ethics and corporate social responsibility</w:t>
+                  </w:r>
+                </w:p>
+              </w:tc>
+              <w:tc>
+                <w:tcPr>
+                  <w:tcW w:w="993" w:type="dxa"/>
+                  <w:shd w:val="clear" w:color="auto" w:fill="FFFFFF" w:themeFill="background1"/>
+                  <w:vAlign w:val="center"/>
+                </w:tcPr>
+                <w:p>
+                  <w:pPr>
+                    <w:pStyle w:val="TableParagraph"/>
+                    <w:spacing w:before="0"/>
+                    <w:ind w:left="0"/>
+                    <w:jc w:val="center"/>
+                    <w:rPr>
+                      <w:rFonts w:ascii="Arial" w:hAnsi="Arial" w:cs="Arial"/>
+                    </w:rPr>
+                  </w:pPr>
+                  <w:r>
+                    <w:rPr>
+                      <w:rFonts w:ascii="Arial" w:eastAsia="Arial" w:hAnsi="Arial" w:cs="Arial"/>
+                    </w:rPr>
+                    <w:t>3</w:t>
+                  </w:r>
+                </w:p>
+              </w:tc>
+            </w:tr>
+            <w:tr>
+              <w:trPr>
+                <w:trHeight w:val="571"/>
+              </w:trPr>
+              <w:tc>
+                <w:tcPr>
+                  <w:tcW w:w="1086" w:type="dxa"/>
+                  <w:shd w:val="clear" w:color="auto" w:fill="FFFFFF" w:themeFill="background1"/>
+                  <w:vAlign w:val="center"/>
+                </w:tcPr>
+                <w:p>
+                  <w:pPr>
+                    <w:pStyle w:val="TableParagraph"/>
+                    <w:pBdr>
+                      <w:top w:val="none" w:sz="0" w:space="0" w:color="auto"/>
+                      <w:left w:val="none" w:sz="0" w:space="0" w:color="auto"/>
+                      <w:bottom w:val="none" w:sz="0" w:space="0" w:color="auto"/>
+                      <w:right w:val="none" w:sz="0" w:space="0" w:color="auto"/>
+                      <w:between w:val="none" w:sz="0" w:space="0" w:color="auto"/>
+                    </w:pBdr>
+                    <w:spacing w:before="110"/>
+                    <w:jc w:val="center"/>
+                    <w:rPr>
+                      <w:rFonts w:ascii="Arial" w:hAnsi="Arial" w:cs="Arial"/>
+                    </w:rPr>
+                  </w:pPr>
+                  <w:r>
+                    <w:rPr>
+                      <w:rFonts w:ascii="Arial" w:eastAsia="Arial" w:hAnsi="Arial" w:cs="Arial"/>
+                    </w:rPr>
+                    <w:t>3</w:t>
+                  </w:r>
+                  <w:r>
+                    <w:rPr>
+                      <w:rFonts w:ascii="Arial" w:eastAsia="Arial" w:hAnsi="Arial" w:cs="Arial"/>
+                    </w:rPr>
+                    <w:t>.3</w:t>
+                  </w:r>
+                </w:p>
+              </w:tc>
+              <w:tc>
+                <w:tcPr>
+                  <w:tcW w:w="8581" w:type="dxa"/>
+                  <w:shd w:val="clear" w:color="auto" w:fill="FFFFFF" w:themeFill="background1"/>
+                </w:tcPr>
+                <w:p>
+                  <w:pPr>
+                    <w:pStyle w:val="TableParagraph"/>
+                    <w:spacing w:before="110"/>
+                    <w:ind w:left="108"/>
+                    <w:rPr>
+                      <w:rFonts w:ascii="Arial" w:hAnsi="Arial" w:cs="Arial"/>
+                    </w:rPr>
+                  </w:pPr>
+                  <w:r>
+                    <w:rPr>
+                      <w:rFonts w:ascii="Arial" w:hAnsi="Arial" w:cs="Arial"/>
+                    </w:rPr>
+                    <w:t>High regulator involvement and compliance expectations</w:t>
+                  </w:r>
+                </w:p>
+              </w:tc>
+              <w:tc>
+                <w:tcPr>
+                  <w:tcW w:w="993" w:type="dxa"/>
+                  <w:shd w:val="clear" w:color="auto" w:fill="FFFFFF" w:themeFill="background1"/>
+                  <w:vAlign w:val="center"/>
+                </w:tcPr>
+                <w:p>
+                  <w:pPr>
+                    <w:pStyle w:val="TableParagraph"/>
+                    <w:spacing w:before="0"/>
+                    <w:ind w:left="0"/>
+                    <w:jc w:val="center"/>
+                    <w:rPr>
+                      <w:rFonts w:ascii="Arial" w:hAnsi="Arial" w:cs="Arial"/>
+                    </w:rPr>
+                  </w:pPr>
+                  <w:r>
+                    <w:rPr>
+                      <w:rFonts w:ascii="Arial" w:eastAsia="Arial" w:hAnsi="Arial" w:cs="Arial"/>
+                    </w:rPr>
+                    <w:t>3</w:t>
+                  </w:r>
+                </w:p>
+              </w:tc>
+            </w:tr>
+            <w:tr>
+              <w:trPr>
+                <w:trHeight w:val="571"/>
+              </w:trPr>
+              <w:tc>
+                <w:tcPr>
+                  <w:tcW w:w="1086" w:type="dxa"/>
+                  <w:shd w:val="clear" w:color="auto" w:fill="FFFFFF" w:themeFill="background1"/>
+                  <w:vAlign w:val="center"/>
+                </w:tcPr>
+                <w:p>
+                  <w:pPr>
+                    <w:pStyle w:val="TableParagraph"/>
+                    <w:pBdr>
+                      <w:top w:val="none" w:sz="0" w:space="0" w:color="auto"/>
+                      <w:left w:val="none" w:sz="0" w:space="0" w:color="auto"/>
+                      <w:bottom w:val="none" w:sz="0" w:space="0" w:color="auto"/>
+                      <w:right w:val="none" w:sz="0" w:space="0" w:color="auto"/>
+                      <w:between w:val="none" w:sz="0" w:space="0" w:color="auto"/>
+                    </w:pBdr>
+                    <w:jc w:val="center"/>
+                    <w:rPr>
+                      <w:rFonts w:ascii="Arial" w:hAnsi="Arial" w:cs="Arial"/>
+                    </w:rPr>
+                  </w:pPr>
+                  <w:r>
+                    <w:rPr>
+                      <w:rFonts w:ascii="Arial" w:eastAsia="Arial" w:hAnsi="Arial" w:cs="Arial"/>
+                    </w:rPr>
+                    <w:t>3</w:t>
+                  </w:r>
+                  <w:r>
+                    <w:rPr>
+                      <w:rFonts w:ascii="Arial" w:eastAsia="Arial" w:hAnsi="Arial" w:cs="Arial"/>
+                    </w:rPr>
+                    <w:t>.4</w:t>
+                  </w:r>
+                </w:p>
+              </w:tc>
+              <w:tc>
+                <w:tcPr>
+                  <w:tcW w:w="8581" w:type="dxa"/>
+                  <w:shd w:val="clear" w:color="auto" w:fill="FFFFFF" w:themeFill="background1"/>
+                </w:tcPr>
+                <w:p>
+                  <w:pPr>
+                    <w:pStyle w:val="TableParagraph"/>
+                    <w:ind w:left="108"/>
+                    <w:rPr>
+                      <w:rFonts w:ascii="Arial" w:hAnsi="Arial" w:cs="Arial"/>
+                    </w:rPr>
+                  </w:pPr>
+                  <w:r>
+                    <w:rPr>
+                      <w:rFonts w:ascii="Arial" w:hAnsi="Arial" w:cs="Arial"/>
+                    </w:rPr>
+                    <w:t>Concerns over product quality and/or after sales service</w:t>
+                  </w:r>
+                </w:p>
+              </w:tc>
+              <w:tc>
+                <w:tcPr>
+                  <w:tcW w:w="993" w:type="dxa"/>
+                  <w:shd w:val="clear" w:color="auto" w:fill="FFFFFF" w:themeFill="background1"/>
+                  <w:vAlign w:val="center"/>
+                </w:tcPr>
+                <w:p>
+                  <w:pPr>
+                    <w:pStyle w:val="TableParagraph"/>
+                    <w:spacing w:before="0"/>
+                    <w:ind w:left="0"/>
+                    <w:jc w:val="center"/>
+                    <w:rPr>
+                      <w:rFonts w:ascii="Arial" w:hAnsi="Arial" w:cs="Arial"/>
+                    </w:rPr>
+                  </w:pPr>
+                  <w:r>
+                    <w:rPr>
+                      <w:rFonts w:ascii="Arial" w:eastAsia="Arial" w:hAnsi="Arial" w:cs="Arial"/>
+                    </w:rPr>
+                    <w:t>4</w:t>
+                  </w:r>
+                </w:p>
+              </w:tc>
+            </w:tr>
+            <w:tr>
+              <w:trPr>
+                <w:trHeight w:val="571"/>
+              </w:trPr>
+              <w:tc>
+                <w:tcPr>
+                  <w:tcW w:w="1086" w:type="dxa"/>
+                  <w:shd w:val="clear" w:color="auto" w:fill="D9D9D9" w:themeFill="background1" w:themeFillShade="D9"/>
+                </w:tcPr>
+                <w:p>
+                  <w:pPr>
+                    <w:pStyle w:val="TableParagraph"/>
+                    <w:spacing w:before="0"/>
+                    <w:ind w:left="0"/>
+                    <w:rPr>
+                      <w:rFonts w:ascii="Arial" w:hAnsi="Arial" w:cs="Arial"/>
+                      <w:sz w:val="20"/>
+                    </w:rPr>
+                  </w:pPr>
+                </w:p>
+              </w:tc>
+              <w:tc>
+                <w:tcPr>
+                  <w:tcW w:w="8581" w:type="dxa"/>
+                  <w:shd w:val="clear" w:color="auto" w:fill="D9D9D9" w:themeFill="background1" w:themeFillShade="D9"/>
+                </w:tcPr>
+                <w:p>
+                  <w:pPr>
+                    <w:pStyle w:val="TableParagraph"/>
+                    <w:spacing w:before="121"/>
+                    <w:rPr>
+                      <w:rFonts w:ascii="Arial" w:hAnsi="Arial" w:cs="Arial"/>
+                      <w:b/>
+                    </w:rPr>
+                  </w:pPr>
+                  <w:r>
+                    <w:rPr>
+                      <w:rFonts w:ascii="Arial" w:eastAsia="Arial" w:hAnsi="Arial" w:cs="Arial"/>
+                      <w:b/>
+                    </w:rPr>
+                    <w:t>TOTAL FOR INFRASTRUCTURE COMPONENT</w:t>
+                  </w:r>
+                </w:p>
+              </w:tc>
+              <w:tc>
+                <w:tcPr>
+                  <w:tcW w:w="993" w:type="dxa"/>
+                  <w:shd w:val="clear" w:color="auto" w:fill="D9D9D9" w:themeFill="background1" w:themeFillShade="D9"/>
+                  <w:vAlign w:val="center"/>
+                </w:tcPr>
+                <w:p>
+                  <w:pPr>
+                    <w:pStyle w:val="TableParagraph"/>
+                    <w:spacing w:before="0"/>
+                    <w:ind w:left="0"/>
+                    <w:jc w:val="center"/>
+                    <w:rPr>
+                      <w:rFonts w:ascii="Arial" w:hAnsi="Arial" w:cs="Arial"/>
+                      <w:b/>
+                      <w:bCs/>
+                    </w:rPr>
+                  </w:pPr>
+                  <w:r>
+                    <w:rPr>
+                      <w:rFonts w:ascii="Arial" w:eastAsia="Arial" w:hAnsi="Arial" w:cs="Arial"/>
+                      <w:b/>
+                      <w:bCs/>
+                    </w:rPr>
+                    <w:t>1</w:t>
+                  </w:r>
+                  <w:r>
+                    <w:rPr>
+                      <w:rFonts w:ascii="Arial" w:eastAsia="Arial" w:hAnsi="Arial" w:cs="Arial"/>
+                      <w:b/>
+                      <w:bCs/>
+                    </w:rPr>
+                    <w:t>4</w:t>
+                  </w:r>
+                </w:p>
+              </w:tc>
+            </w:tr>
+          </w:tbl>
           <w:p/>
         </w:tc>
       </w:tr>
@@ -2808,45 +3731,583 @@
               <w:t>Marketing Risk</w:t>
             </w:r>
           </w:p>
-          <w:p/>
-          <w:p/>
-        </w:tc>
-      </w:tr>
-    </w:tbl>
-    <w:p/>
-    <w:p>
-      <w:r>
-        <w:br w:type="page"/>
-      </w:r>
-    </w:p>
-    <w:tbl>
-      <w:tblPr>
-        <w:tblW w:w="0" w:type="auto"/>
-        <w:tblLayout w:type="fixed"/>
-        <w:tblCellMar>
-          <w:left w:w="0" w:type="dxa"/>
-          <w:right w:w="0" w:type="dxa"/>
-        </w:tblCellMar>
-        <w:tblLook w:val="04A0" w:firstRow="1" w:lastRow="0" w:firstColumn="1" w:lastColumn="0" w:noHBand="0" w:noVBand="1"/>
-      </w:tblPr>
-      <w:tblGrid>
-        <w:gridCol w:w="4464"/>
-        <w:gridCol w:w="6307"/>
-      </w:tblGrid>
-      <w:tr>
-        <w:trPr>
-          <w:gridAfter w:val="1"/>
-          <w:wAfter w:w="6307" w:type="dxa"/>
-          <w:trHeight w:val="17"/>
-        </w:trPr>
-        <w:tc>
-          <w:tcPr>
-            <w:tcW w:w="4464" w:type="dxa"/>
-            <w:tcBorders>
-              <w:top w:val="single" w:sz="48" w:space="0" w:color="D83D27" w:themeColor="accent2"/>
-            </w:tcBorders>
-          </w:tcPr>
-          <w:p/>
+          <w:p>
+            <w:pPr>
+              <w:rPr>
+                <w:sz w:val="32"/>
+                <w:szCs w:val="32"/>
+                <w:lang w:val="en-CA"/>
+              </w:rPr>
+            </w:pPr>
+            <w:r>
+              <w:rPr>
+                <w:sz w:val="32"/>
+                <w:szCs w:val="32"/>
+                <w:lang w:val="en-CA"/>
+              </w:rPr>
+              <w:t>REVENUE AND INVESTMENTS</w:t>
+            </w:r>
+          </w:p>
+          <w:p>
+            <w:pPr>
+              <w:rPr>
+                <w:b/>
+                <w:bCs/>
+                <w:lang w:val="en-CA"/>
+              </w:rPr>
+            </w:pPr>
+          </w:p>
+          <w:p>
+            <w:pPr>
+              <w:rPr>
+                <w:lang w:val="en-CA"/>
+              </w:rPr>
+            </w:pPr>
+            <w:r>
+              <w:rPr>
+                <w:lang w:val="en-CA"/>
+              </w:rPr>
+              <w:t>The onset of the pandemic places pressure on both our premium revenue and investment returns. Economic uncertainty may reduce customers’ ability to purchase or maintain coverage, while travel restrictions could sharply reduce demand for new travel insurance policies. Reduced vehicle use may also lead customers to request premium adjustments or explore less expensive coverage.</w:t>
+            </w:r>
+          </w:p>
+          <w:p>
+            <w:pPr>
+              <w:rPr>
+                <w:lang w:val="en-CA"/>
+              </w:rPr>
+            </w:pPr>
+          </w:p>
+          <w:p>
+            <w:pPr>
+              <w:rPr>
+                <w:lang w:val="en-CA"/>
+              </w:rPr>
+            </w:pPr>
+            <w:r>
+              <w:rPr>
+                <w:lang w:val="en-CA"/>
+              </w:rPr>
+              <w:t>Our small business clients may face reduced revenue, temporary closures, and difficulty meeting ongoing expenses. These pressures could lead to requests for premium deferrals, coverage reductions, or cancellations. Business owners may also experience a loss of household income that affects their personal insurance and retirement contributions.</w:t>
+            </w:r>
+          </w:p>
+          <w:p>
+            <w:pPr>
+              <w:rPr>
+                <w:lang w:val="en-CA"/>
+              </w:rPr>
+            </w:pPr>
+          </w:p>
+          <w:p>
+            <w:pPr>
+              <w:rPr>
+                <w:lang w:val="en-CA"/>
+              </w:rPr>
+            </w:pPr>
+            <w:r>
+              <w:rPr>
+                <w:lang w:val="en-CA"/>
+              </w:rPr>
+              <w:t>Our investment portfolio includes Canadian stocks and bonds, real estate, and precious metals. Market volatility could reduce asset values, while lower interest rates may reduce the income available from new fixed-income investments. These conditions could affect our ability to generate sufficient returns to support operating costs and insurance obligations.</w:t>
+            </w:r>
+            <w:r>
+              <w:rPr>
+                <w:lang w:val="en-CA"/>
+              </w:rPr>
+              <w:t xml:space="preserve"> </w:t>
+            </w:r>
+            <w:r>
+              <w:rPr>
+                <w:lang w:val="en-CA"/>
+              </w:rPr>
+              <w:t xml:space="preserve">Our investment portfolio also requires review as market conditions change. Lower investment income and potential liquidity needs may affect how we allocate funds. Any proposed adjustments should be assessed against our </w:t>
+            </w:r>
+            <w:proofErr w:type="gramStart"/>
+            <w:r>
+              <w:rPr>
+                <w:lang w:val="en-CA"/>
+              </w:rPr>
+              <w:t>claims</w:t>
+            </w:r>
+            <w:proofErr w:type="gramEnd"/>
+            <w:r>
+              <w:rPr>
+                <w:lang w:val="en-CA"/>
+              </w:rPr>
+              <w:t xml:space="preserve"> obligations, liquidity requirements, and risk appetite, with the detailed analysis addressed in the financial component.</w:t>
+            </w:r>
+          </w:p>
+          <w:p>
+            <w:pPr>
+              <w:rPr>
+                <w:lang w:val="en-CA"/>
+              </w:rPr>
+            </w:pPr>
+          </w:p>
+          <w:p>
+            <w:pPr>
+              <w:rPr>
+                <w:lang w:val="en-CA"/>
+              </w:rPr>
+            </w:pPr>
+            <w:r>
+              <w:rPr>
+                <w:lang w:val="en-CA"/>
+              </w:rPr>
+              <w:t>We assess this risk as high</w:t>
+            </w:r>
+            <w:r>
+              <w:rPr>
+                <w:lang w:val="en-CA"/>
+              </w:rPr>
+              <w:t>. While o</w:t>
+            </w:r>
+            <w:r>
+              <w:rPr>
+                <w:lang w:val="en-CA"/>
+              </w:rPr>
+              <w:t>ur range of products provides some diversification, we cannot determine how much protection our reserves provide.</w:t>
+            </w:r>
+          </w:p>
+          <w:p>
+            <w:pPr>
+              <w:rPr>
+                <w:lang w:val="en-CA"/>
+              </w:rPr>
+            </w:pPr>
+          </w:p>
+          <w:p>
+            <w:pPr>
+              <w:rPr>
+                <w:sz w:val="32"/>
+                <w:szCs w:val="32"/>
+                <w:lang w:val="en-CA"/>
+              </w:rPr>
+            </w:pPr>
+            <w:r>
+              <w:rPr>
+                <w:sz w:val="32"/>
+                <w:szCs w:val="32"/>
+                <w:lang w:val="en-CA"/>
+              </w:rPr>
+              <w:t>COMPETITION AND CHANGING TECHNOLOGY</w:t>
+            </w:r>
+          </w:p>
+          <w:p>
+            <w:pPr>
+              <w:rPr>
+                <w:b/>
+                <w:bCs/>
+                <w:lang w:val="en-CA"/>
+              </w:rPr>
+            </w:pPr>
+          </w:p>
+          <w:p>
+            <w:pPr>
+              <w:rPr>
+                <w:lang w:val="en-CA"/>
+              </w:rPr>
+            </w:pPr>
+            <w:r>
+              <w:rPr>
+                <w:lang w:val="en-CA"/>
+              </w:rPr>
+              <w:t>The pandemic increases the importance of accessible digital services as customers and employees reduce in-person interactions. Customers may favour insurers that offer convenient online purchasing, policy changes, claims submission, and support. Competitors able to adapt quickly could attract customers who experience delays or limited service through our channels.</w:t>
+            </w:r>
+            <w:r>
+              <w:rPr>
+                <w:lang w:val="en-CA"/>
+              </w:rPr>
+              <w:t xml:space="preserve"> </w:t>
+            </w:r>
+            <w:r>
+              <w:rPr>
+                <w:lang w:val="en-CA"/>
+              </w:rPr>
+              <w:t>Reduced vehicle use may also increase interest in flexible pricing and usage-based insurance. We should assess whether our products and systems can respond to these changing expectations.</w:t>
+            </w:r>
+          </w:p>
+          <w:p>
+            <w:pPr>
+              <w:rPr>
+                <w:lang w:val="en-CA"/>
+              </w:rPr>
+            </w:pPr>
+          </w:p>
+          <w:p>
+            <w:pPr>
+              <w:rPr>
+                <w:lang w:val="en-CA"/>
+              </w:rPr>
+            </w:pPr>
+            <w:r>
+              <w:rPr>
+                <w:lang w:val="en-CA"/>
+              </w:rPr>
+              <w:t xml:space="preserve">Our website and mobile application provide an existing digital presence. However, our reliance on approximately </w:t>
+            </w:r>
+            <w:r>
+              <w:rPr>
+                <w:lang w:val="en-CA"/>
+              </w:rPr>
+              <w:t>50 desktop computers, only a few laptops,</w:t>
+            </w:r>
+            <w:r>
+              <w:rPr>
+                <w:lang w:val="en-CA"/>
+              </w:rPr>
+              <w:t xml:space="preserve"> and on-site systems may constrain employees’ ability to support these channels remotely. Having customer-facing technology does not necessarily mean that our underlying processes can accommodate increased online demand.</w:t>
+            </w:r>
+          </w:p>
+          <w:p>
+            <w:pPr>
+              <w:rPr>
+                <w:lang w:val="en-CA"/>
+              </w:rPr>
+            </w:pPr>
+          </w:p>
+          <w:p>
+            <w:pPr>
+              <w:rPr>
+                <w:lang w:val="en-CA"/>
+              </w:rPr>
+            </w:pPr>
+            <w:r>
+              <w:rPr>
+                <w:lang w:val="en-CA"/>
+              </w:rPr>
+              <w:t xml:space="preserve">Given that the high </w:t>
+            </w:r>
+            <w:r>
+              <w:rPr>
+                <w:lang w:val="en-CA"/>
+              </w:rPr>
+              <w:t xml:space="preserve">speed of change may exceed our current capacity to adapt. Our existing digital channels provide a foundation, but we </w:t>
+            </w:r>
+            <w:r>
+              <w:rPr>
+                <w:lang w:val="en-CA"/>
+              </w:rPr>
+              <w:t>must</w:t>
+            </w:r>
+            <w:r>
+              <w:rPr>
+                <w:lang w:val="en-CA"/>
+              </w:rPr>
+              <w:t xml:space="preserve"> assess their functionality, capacity, and integration with remote working arrangements.</w:t>
+            </w:r>
+          </w:p>
+          <w:p>
+            <w:pPr>
+              <w:rPr>
+                <w:lang w:val="en-CA"/>
+              </w:rPr>
+            </w:pPr>
+          </w:p>
+          <w:p>
+            <w:pPr>
+              <w:rPr>
+                <w:sz w:val="32"/>
+                <w:szCs w:val="32"/>
+                <w:lang w:val="en-CA"/>
+              </w:rPr>
+            </w:pPr>
+            <w:r>
+              <w:rPr>
+                <w:sz w:val="32"/>
+                <w:szCs w:val="32"/>
+                <w:lang w:val="en-CA"/>
+              </w:rPr>
+              <w:t>ECONOMIC HEALTH AND POLITICAL STABILITY</w:t>
+            </w:r>
+          </w:p>
+          <w:p>
+            <w:pPr>
+              <w:rPr>
+                <w:b/>
+                <w:bCs/>
+                <w:lang w:val="en-CA"/>
+              </w:rPr>
+            </w:pPr>
+          </w:p>
+          <w:p>
+            <w:pPr>
+              <w:rPr>
+                <w:lang w:val="en-CA"/>
+              </w:rPr>
+            </w:pPr>
+            <w:r>
+              <w:rPr>
+                <w:lang w:val="en-CA"/>
+              </w:rPr>
+              <w:t>The pandemic threatens Canadian economic activity through business restrictions, employment disruption, and reduced consumer spending. These conditions may affect customers’ ability to pay premiums, increase requests for payment flexibility, and reduce demand for new policies. Our concentration in Ontario and investments in Canadian assets expose us to related pressures across our customer base and investment portfolio.</w:t>
+            </w:r>
+          </w:p>
+          <w:p>
+            <w:pPr>
+              <w:rPr>
+                <w:lang w:val="en-CA"/>
+              </w:rPr>
+            </w:pPr>
+          </w:p>
+          <w:p>
+            <w:pPr>
+              <w:rPr>
+                <w:lang w:val="en-CA"/>
+              </w:rPr>
+            </w:pPr>
+            <w:r>
+              <w:rPr>
+                <w:lang w:val="en-CA"/>
+              </w:rPr>
+              <w:t>Canada’s established political institutions provide a measure of stability. Government support may also help households and businesses maintain income and meet financial obligations, although its reach and effectiveness remain uncertain at this stage.</w:t>
+            </w:r>
+            <w:r>
+              <w:rPr>
+                <w:lang w:val="en-CA"/>
+              </w:rPr>
+              <w:t xml:space="preserve"> However, given the global nature of our parent organization, sovereign economic health could severely impact its operational functionality. </w:t>
+            </w:r>
+          </w:p>
+          <w:p>
+            <w:pPr>
+              <w:rPr>
+                <w:lang w:val="en-CA"/>
+              </w:rPr>
+            </w:pPr>
+          </w:p>
+          <w:p>
+            <w:pPr>
+              <w:rPr>
+                <w:lang w:val="en-CA"/>
+              </w:rPr>
+            </w:pPr>
+            <w:r>
+              <w:rPr>
+                <w:lang w:val="en-CA"/>
+              </w:rPr>
+              <w:t>We assign</w:t>
+            </w:r>
+            <w:r>
+              <w:rPr>
+                <w:lang w:val="en-CA"/>
+              </w:rPr>
+              <w:t xml:space="preserve"> </w:t>
+            </w:r>
+            <w:r>
+              <w:rPr>
+                <w:lang w:val="en-CA"/>
+              </w:rPr>
+              <w:t>significant economic uncertainty alongside a comparatively stable political environment. This rating requires ongoing review as the duration of restrictions, employment conditions,</w:t>
+            </w:r>
+            <w:r>
+              <w:rPr>
+                <w:lang w:val="en-CA"/>
+              </w:rPr>
+              <w:t xml:space="preserve"> global </w:t>
+            </w:r>
+            <w:r>
+              <w:rPr>
+                <w:lang w:val="en-CA"/>
+              </w:rPr>
+              <w:t>response</w:t>
+            </w:r>
+            <w:r>
+              <w:rPr>
+                <w:lang w:val="en-CA"/>
+              </w:rPr>
+              <w:t>,</w:t>
+            </w:r>
+            <w:r>
+              <w:rPr>
+                <w:lang w:val="en-CA"/>
+              </w:rPr>
+              <w:t xml:space="preserve"> and effectiveness of support measures become clearer.</w:t>
+            </w:r>
+          </w:p>
+          <w:p>
+            <w:pPr>
+              <w:rPr>
+                <w:lang w:val="en-CA"/>
+              </w:rPr>
+            </w:pPr>
+          </w:p>
+          <w:p>
+            <w:pPr>
+              <w:rPr>
+                <w:sz w:val="32"/>
+                <w:szCs w:val="32"/>
+                <w:lang w:val="en-CA"/>
+              </w:rPr>
+            </w:pPr>
+            <w:r>
+              <w:rPr>
+                <w:sz w:val="32"/>
+                <w:szCs w:val="32"/>
+                <w:lang w:val="en-CA"/>
+              </w:rPr>
+              <w:t>SUPPLY CHAINS AND MATERIAL COSTS</w:t>
+            </w:r>
+          </w:p>
+          <w:p>
+            <w:pPr>
+              <w:rPr>
+                <w:b/>
+                <w:bCs/>
+                <w:lang w:val="en-CA"/>
+              </w:rPr>
+            </w:pPr>
+          </w:p>
+          <w:p>
+            <w:pPr>
+              <w:rPr>
+                <w:lang w:val="en-CA"/>
+              </w:rPr>
+            </w:pPr>
+            <w:r>
+              <w:rPr>
+                <w:lang w:val="en-CA"/>
+              </w:rPr>
+              <w:t>Although we do not manufacture physical goods, we depend on external service providers and the availability of materials and labour needed to settle certain claims. Pandemic disruption may therefore affect both our operating capacity and claims costs.</w:t>
+            </w:r>
+          </w:p>
+          <w:p>
+            <w:pPr>
+              <w:rPr>
+                <w:lang w:val="en-CA"/>
+              </w:rPr>
+            </w:pPr>
+          </w:p>
+          <w:p>
+            <w:pPr>
+              <w:rPr>
+                <w:lang w:val="en-CA"/>
+              </w:rPr>
+            </w:pPr>
+            <w:r>
+              <w:rPr>
+                <w:lang w:val="en-CA"/>
+              </w:rPr>
+              <w:t xml:space="preserve">Given the identified risks that exist for our </w:t>
+            </w:r>
+            <w:r>
+              <w:rPr>
+                <w:lang w:val="en-CA"/>
+              </w:rPr>
+              <w:t>third-party</w:t>
+            </w:r>
+            <w:r>
+              <w:rPr>
+                <w:lang w:val="en-CA"/>
+              </w:rPr>
+              <w:t xml:space="preserve"> vendors, such as</w:t>
+            </w:r>
+            <w:r>
+              <w:rPr>
+                <w:lang w:val="en-CA"/>
+              </w:rPr>
+              <w:t xml:space="preserve"> staffing shortages, reduced capacity, or business closures</w:t>
+            </w:r>
+            <w:r>
+              <w:rPr>
+                <w:lang w:val="en-CA"/>
+              </w:rPr>
+              <w:t>, that may occur</w:t>
+            </w:r>
+            <w:r>
+              <w:rPr>
+                <w:lang w:val="en-CA"/>
+              </w:rPr>
+              <w:t xml:space="preserve"> at the same time that our reliance on their services </w:t>
+            </w:r>
+            <w:r>
+              <w:rPr>
+                <w:lang w:val="en-CA"/>
+              </w:rPr>
+              <w:t>continues</w:t>
+            </w:r>
+            <w:r>
+              <w:rPr>
+                <w:lang w:val="en-CA"/>
+              </w:rPr>
+              <w:t>,</w:t>
+            </w:r>
+            <w:r>
+              <w:rPr>
+                <w:lang w:val="en-CA"/>
+              </w:rPr>
+              <w:t xml:space="preserve"> </w:t>
+            </w:r>
+            <w:r>
+              <w:rPr>
+                <w:lang w:val="en-CA"/>
+              </w:rPr>
+              <w:t>d</w:t>
+            </w:r>
+            <w:r>
+              <w:rPr>
+                <w:lang w:val="en-CA"/>
+              </w:rPr>
+              <w:t>isruption could interrupt customer service, delay policy administration, or require us to secure alternative vendors at additional cost.</w:t>
+            </w:r>
+          </w:p>
+          <w:p>
+            <w:pPr>
+              <w:rPr>
+                <w:lang w:val="en-CA"/>
+              </w:rPr>
+            </w:pPr>
+          </w:p>
+          <w:p>
+            <w:pPr>
+              <w:rPr>
+                <w:lang w:val="en-CA"/>
+              </w:rPr>
+            </w:pPr>
+            <w:r>
+              <w:rPr>
+                <w:lang w:val="en-CA"/>
+              </w:rPr>
+              <w:t>Property and vehicle claims may also depend on repair services, inspections, replacement parts, and construction materials. Restrictions and shortages could delay settlements or increase costs beyond the assumptions used when policies were priced.</w:t>
+            </w:r>
+          </w:p>
+          <w:p>
+            <w:pPr>
+              <w:rPr>
+                <w:lang w:val="en-CA"/>
+              </w:rPr>
+            </w:pPr>
+          </w:p>
+          <w:p>
+            <w:pPr>
+              <w:rPr>
+                <w:lang w:val="en-CA"/>
+              </w:rPr>
+            </w:pPr>
+            <w:r>
+              <w:rPr>
+                <w:lang w:val="en-CA"/>
+              </w:rPr>
+              <w:t>These</w:t>
+            </w:r>
+            <w:r>
+              <w:rPr>
+                <w:lang w:val="en-CA"/>
+              </w:rPr>
+              <w:t xml:space="preserve"> disruption</w:t>
+            </w:r>
+            <w:r>
+              <w:rPr>
+                <w:lang w:val="en-CA"/>
+              </w:rPr>
+              <w:t>s</w:t>
+            </w:r>
+            <w:r>
+              <w:rPr>
+                <w:lang w:val="en-CA"/>
+              </w:rPr>
+              <w:t xml:space="preserve"> may affect several dependencies simultaneously. Alternative providers may be available, but replacement arrangements can take time, and widespread shortages may limit our options.</w:t>
+            </w:r>
+          </w:p>
         </w:tc>
       </w:tr>
       <w:tr>
@@ -2860,14 +4321,775 @@
           </w:tcPr>
           <w:p>
             <w:pPr>
+              <w:pStyle w:val="Caption"/>
+              <w:keepNext/>
+              <w:rPr>
+                <w:sz w:val="24"/>
+                <w:szCs w:val="24"/>
+              </w:rPr>
+            </w:pPr>
+          </w:p>
+          <w:p>
+            <w:pPr>
+              <w:pStyle w:val="Caption"/>
+              <w:keepNext/>
+              <w:rPr>
+                <w:sz w:val="24"/>
+                <w:szCs w:val="24"/>
+              </w:rPr>
+            </w:pPr>
+            <w:r>
+              <w:rPr>
+                <w:sz w:val="24"/>
+                <w:szCs w:val="24"/>
+              </w:rPr>
+              <w:t>MARKETING</w:t>
+            </w:r>
+            <w:r>
+              <w:rPr>
+                <w:sz w:val="24"/>
+                <w:szCs w:val="24"/>
+              </w:rPr>
+              <w:t xml:space="preserve"> RISKINESS INDEX</w:t>
+            </w:r>
+          </w:p>
+          <w:tbl>
+            <w:tblPr>
+              <w:tblpPr w:leftFromText="180" w:rightFromText="180" w:vertAnchor="text" w:horzAnchor="page" w:tblpX="560" w:tblpY="51"/>
+              <w:tblOverlap w:val="never"/>
+              <w:tblW w:w="10660" w:type="dxa"/>
+              <w:tblBorders>
+                <w:top w:val="single" w:sz="6" w:space="0" w:color="595959" w:themeColor="text1" w:themeTint="A6"/>
+                <w:left w:val="single" w:sz="6" w:space="0" w:color="595959" w:themeColor="text1" w:themeTint="A6"/>
+                <w:bottom w:val="single" w:sz="6" w:space="0" w:color="595959" w:themeColor="text1" w:themeTint="A6"/>
+                <w:right w:val="single" w:sz="6" w:space="0" w:color="595959" w:themeColor="text1" w:themeTint="A6"/>
+                <w:insideH w:val="single" w:sz="6" w:space="0" w:color="595959" w:themeColor="text1" w:themeTint="A6"/>
+                <w:insideV w:val="single" w:sz="6" w:space="0" w:color="595959" w:themeColor="text1" w:themeTint="A6"/>
+              </w:tblBorders>
+              <w:shd w:val="clear" w:color="auto" w:fill="FFFFFF" w:themeFill="background1"/>
+              <w:tblLayout w:type="fixed"/>
+              <w:tblCellMar>
+                <w:left w:w="0" w:type="dxa"/>
+                <w:right w:w="0" w:type="dxa"/>
+              </w:tblCellMar>
+              <w:tblLook w:val="01E0" w:firstRow="1" w:lastRow="1" w:firstColumn="1" w:lastColumn="1" w:noHBand="0" w:noVBand="0"/>
+            </w:tblPr>
+            <w:tblGrid>
+              <w:gridCol w:w="1086"/>
+              <w:gridCol w:w="8581"/>
+              <w:gridCol w:w="993"/>
+            </w:tblGrid>
+            <w:tr>
+              <w:trPr>
+                <w:trHeight w:val="571"/>
+              </w:trPr>
+              <w:tc>
+                <w:tcPr>
+                  <w:tcW w:w="1086" w:type="dxa"/>
+                  <w:shd w:val="clear" w:color="auto" w:fill="262626" w:themeFill="text1" w:themeFillTint="D9"/>
+                  <w:vAlign w:val="center"/>
+                </w:tcPr>
+                <w:p>
+                  <w:pPr>
+                    <w:pStyle w:val="TableParagraph"/>
+                    <w:spacing w:before="121"/>
+                    <w:ind w:left="0"/>
+                    <w:jc w:val="center"/>
+                    <w:rPr>
+                      <w:rFonts w:ascii="Arial" w:hAnsi="Arial" w:cs="Arial"/>
+                      <w:b/>
+                      <w:sz w:val="24"/>
+                      <w:szCs w:val="24"/>
+                    </w:rPr>
+                  </w:pPr>
+                  <w:r>
+                    <w:rPr>
+                      <w:rFonts w:ascii="Arial" w:eastAsia="Arial" w:hAnsi="Arial" w:cs="Arial"/>
+                      <w:b/>
+                      <w:sz w:val="24"/>
+                      <w:szCs w:val="24"/>
+                    </w:rPr>
+                    <w:t>CODE</w:t>
+                  </w:r>
+                </w:p>
+              </w:tc>
+              <w:tc>
+                <w:tcPr>
+                  <w:tcW w:w="8581" w:type="dxa"/>
+                  <w:shd w:val="clear" w:color="auto" w:fill="262626" w:themeFill="text1" w:themeFillTint="D9"/>
+                  <w:vAlign w:val="center"/>
+                </w:tcPr>
+                <w:p>
+                  <w:pPr>
+                    <w:pStyle w:val="TableParagraph"/>
+                    <w:spacing w:before="121"/>
+                    <w:rPr>
+                      <w:rFonts w:ascii="Arial" w:hAnsi="Arial" w:cs="Arial"/>
+                      <w:b/>
+                      <w:sz w:val="24"/>
+                      <w:szCs w:val="24"/>
+                    </w:rPr>
+                  </w:pPr>
+                  <w:r>
+                    <w:rPr>
+                      <w:rFonts w:ascii="Arial" w:eastAsia="Arial" w:hAnsi="Arial" w:cs="Arial"/>
+                      <w:b/>
+                      <w:sz w:val="24"/>
+                      <w:szCs w:val="24"/>
+                    </w:rPr>
+                    <w:t>DESCRIPTION</w:t>
+                  </w:r>
+                </w:p>
+              </w:tc>
+              <w:tc>
+                <w:tcPr>
+                  <w:tcW w:w="993" w:type="dxa"/>
+                  <w:shd w:val="clear" w:color="auto" w:fill="262626" w:themeFill="text1" w:themeFillTint="D9"/>
+                  <w:vAlign w:val="center"/>
+                </w:tcPr>
+                <w:p>
+                  <w:pPr>
+                    <w:pStyle w:val="TableParagraph"/>
+                    <w:spacing w:before="121"/>
+                    <w:ind w:left="0"/>
+                    <w:jc w:val="center"/>
+                    <w:rPr>
+                      <w:rFonts w:ascii="Arial" w:hAnsi="Arial" w:cs="Arial"/>
+                      <w:b/>
+                      <w:sz w:val="24"/>
+                      <w:szCs w:val="24"/>
+                    </w:rPr>
+                  </w:pPr>
+                  <w:r>
+                    <w:rPr>
+                      <w:rFonts w:ascii="Arial" w:eastAsia="Arial" w:hAnsi="Arial" w:cs="Arial"/>
+                      <w:b/>
+                      <w:sz w:val="24"/>
+                      <w:szCs w:val="24"/>
+                    </w:rPr>
+                    <w:t>SCORE</w:t>
+                  </w:r>
+                </w:p>
+              </w:tc>
+            </w:tr>
+            <w:tr>
+              <w:trPr>
+                <w:trHeight w:val="571"/>
+              </w:trPr>
+              <w:tc>
+                <w:tcPr>
+                  <w:tcW w:w="1086" w:type="dxa"/>
+                  <w:shd w:val="clear" w:color="auto" w:fill="FFFFFF" w:themeFill="background1"/>
+                  <w:vAlign w:val="center"/>
+                </w:tcPr>
+                <w:p>
+                  <w:pPr>
+                    <w:pStyle w:val="TableParagraph"/>
+                    <w:spacing w:before="110"/>
+                    <w:jc w:val="center"/>
+                    <w:rPr>
+                      <w:rFonts w:ascii="Arial" w:hAnsi="Arial" w:cs="Arial"/>
+                    </w:rPr>
+                  </w:pPr>
+                  <w:r>
+                    <w:rPr>
+                      <w:rFonts w:ascii="Arial" w:eastAsia="Arial" w:hAnsi="Arial" w:cs="Arial"/>
+                    </w:rPr>
+                    <w:t>4</w:t>
+                  </w:r>
+                  <w:r>
+                    <w:rPr>
+                      <w:rFonts w:ascii="Arial" w:eastAsia="Arial" w:hAnsi="Arial" w:cs="Arial"/>
+                    </w:rPr>
+                    <w:t>.1</w:t>
+                  </w:r>
+                </w:p>
+              </w:tc>
+              <w:tc>
+                <w:tcPr>
+                  <w:tcW w:w="8581" w:type="dxa"/>
+                  <w:shd w:val="clear" w:color="auto" w:fill="FFFFFF" w:themeFill="background1"/>
+                  <w:vAlign w:val="center"/>
+                </w:tcPr>
+                <w:p>
+                  <w:pPr>
+                    <w:pStyle w:val="TableParagraph"/>
+                    <w:spacing w:before="110"/>
+                    <w:ind w:left="108"/>
+                    <w:rPr>
+                      <w:rFonts w:ascii="Arial" w:hAnsi="Arial" w:cs="Arial"/>
+                    </w:rPr>
+                  </w:pPr>
+                  <w:r>
+                    <w:rPr>
+                      <w:rFonts w:ascii="Arial" w:hAnsi="Arial" w:cs="Arial"/>
+                    </w:rPr>
+                    <w:t>Poor public perception of the industry and/or organization brands</w:t>
+                  </w:r>
+                </w:p>
+              </w:tc>
+              <w:tc>
+                <w:tcPr>
+                  <w:tcW w:w="993" w:type="dxa"/>
+                  <w:shd w:val="clear" w:color="auto" w:fill="FFFFFF" w:themeFill="background1"/>
+                  <w:vAlign w:val="center"/>
+                </w:tcPr>
+                <w:p>
+                  <w:pPr>
+                    <w:pStyle w:val="TableParagraph"/>
+                    <w:spacing w:before="0"/>
+                    <w:ind w:left="0"/>
+                    <w:jc w:val="center"/>
+                    <w:rPr>
+                      <w:rFonts w:ascii="Arial" w:hAnsi="Arial" w:cs="Arial"/>
+                    </w:rPr>
+                  </w:pPr>
+                  <w:r>
+                    <w:rPr>
+                      <w:rFonts w:ascii="Arial" w:eastAsia="Arial" w:hAnsi="Arial" w:cs="Arial"/>
+                    </w:rPr>
+                    <w:t>4</w:t>
+                  </w:r>
+                </w:p>
+              </w:tc>
+            </w:tr>
+            <w:tr>
+              <w:trPr>
+                <w:trHeight w:val="571"/>
+              </w:trPr>
+              <w:tc>
+                <w:tcPr>
+                  <w:tcW w:w="1086" w:type="dxa"/>
+                  <w:shd w:val="clear" w:color="auto" w:fill="FFFFFF" w:themeFill="background1"/>
+                  <w:vAlign w:val="center"/>
+                </w:tcPr>
+                <w:p>
+                  <w:pPr>
+                    <w:pStyle w:val="TableParagraph"/>
+                    <w:jc w:val="center"/>
+                    <w:rPr>
+                      <w:rFonts w:ascii="Arial" w:hAnsi="Arial" w:cs="Arial"/>
+                    </w:rPr>
+                  </w:pPr>
+                  <w:r>
+                    <w:rPr>
+                      <w:rFonts w:ascii="Arial" w:eastAsia="Arial" w:hAnsi="Arial" w:cs="Arial"/>
+                    </w:rPr>
+                    <w:t>4</w:t>
+                  </w:r>
+                  <w:r>
+                    <w:rPr>
+                      <w:rFonts w:ascii="Arial" w:eastAsia="Arial" w:hAnsi="Arial" w:cs="Arial"/>
+                    </w:rPr>
+                    <w:t>.2</w:t>
+                  </w:r>
+                </w:p>
+              </w:tc>
+              <w:tc>
+                <w:tcPr>
+                  <w:tcW w:w="8581" w:type="dxa"/>
+                  <w:shd w:val="clear" w:color="auto" w:fill="FFFFFF" w:themeFill="background1"/>
+                  <w:vAlign w:val="center"/>
+                </w:tcPr>
+                <w:p>
+                  <w:pPr>
+                    <w:pStyle w:val="TableParagraph"/>
+                    <w:ind w:left="108"/>
+                    <w:rPr>
+                      <w:rFonts w:ascii="Arial" w:hAnsi="Arial" w:cs="Arial"/>
+                    </w:rPr>
+                  </w:pPr>
+                  <w:r>
+                    <w:rPr>
+                      <w:rFonts w:ascii="Arial" w:hAnsi="Arial" w:cs="Arial"/>
+                    </w:rPr>
+                    <w:t>Insufficient attention to ethics and corporate social responsibility</w:t>
+                  </w:r>
+                </w:p>
+              </w:tc>
+              <w:tc>
+                <w:tcPr>
+                  <w:tcW w:w="993" w:type="dxa"/>
+                  <w:shd w:val="clear" w:color="auto" w:fill="FFFFFF" w:themeFill="background1"/>
+                  <w:vAlign w:val="center"/>
+                </w:tcPr>
+                <w:p>
+                  <w:pPr>
+                    <w:pStyle w:val="TableParagraph"/>
+                    <w:spacing w:before="0"/>
+                    <w:ind w:left="0"/>
+                    <w:jc w:val="center"/>
+                    <w:rPr>
+                      <w:rFonts w:ascii="Arial" w:hAnsi="Arial" w:cs="Arial"/>
+                    </w:rPr>
+                  </w:pPr>
+                  <w:r>
+                    <w:rPr>
+                      <w:rFonts w:ascii="Arial" w:eastAsia="Arial" w:hAnsi="Arial" w:cs="Arial"/>
+                    </w:rPr>
+                    <w:t>4</w:t>
+                  </w:r>
+                </w:p>
+              </w:tc>
+            </w:tr>
+            <w:tr>
+              <w:trPr>
+                <w:trHeight w:val="571"/>
+              </w:trPr>
+              <w:tc>
+                <w:tcPr>
+                  <w:tcW w:w="1086" w:type="dxa"/>
+                  <w:shd w:val="clear" w:color="auto" w:fill="FFFFFF" w:themeFill="background1"/>
+                  <w:vAlign w:val="center"/>
+                </w:tcPr>
+                <w:p>
+                  <w:pPr>
+                    <w:pStyle w:val="TableParagraph"/>
+                    <w:pBdr>
+                      <w:top w:val="none" w:sz="0" w:space="0" w:color="auto"/>
+                      <w:left w:val="none" w:sz="0" w:space="0" w:color="auto"/>
+                      <w:bottom w:val="none" w:sz="0" w:space="0" w:color="auto"/>
+                      <w:right w:val="none" w:sz="0" w:space="0" w:color="auto"/>
+                      <w:between w:val="none" w:sz="0" w:space="0" w:color="auto"/>
+                    </w:pBdr>
+                    <w:spacing w:before="110"/>
+                    <w:jc w:val="center"/>
+                    <w:rPr>
+                      <w:rFonts w:ascii="Arial" w:hAnsi="Arial" w:cs="Arial"/>
+                    </w:rPr>
+                  </w:pPr>
+                  <w:r>
+                    <w:rPr>
+                      <w:rFonts w:ascii="Arial" w:eastAsia="Arial" w:hAnsi="Arial" w:cs="Arial"/>
+                    </w:rPr>
+                    <w:t>4</w:t>
+                  </w:r>
+                  <w:r>
+                    <w:rPr>
+                      <w:rFonts w:ascii="Arial" w:eastAsia="Arial" w:hAnsi="Arial" w:cs="Arial"/>
+                    </w:rPr>
+                    <w:t>.3</w:t>
+                  </w:r>
+                </w:p>
+              </w:tc>
+              <w:tc>
+                <w:tcPr>
+                  <w:tcW w:w="8581" w:type="dxa"/>
+                  <w:shd w:val="clear" w:color="auto" w:fill="FFFFFF" w:themeFill="background1"/>
+                </w:tcPr>
+                <w:p>
+                  <w:pPr>
+                    <w:pStyle w:val="TableParagraph"/>
+                    <w:spacing w:before="110"/>
+                    <w:ind w:left="108"/>
+                    <w:rPr>
+                      <w:rFonts w:ascii="Arial" w:hAnsi="Arial" w:cs="Arial"/>
+                    </w:rPr>
+                  </w:pPr>
+                  <w:r>
+                    <w:rPr>
+                      <w:rFonts w:ascii="Arial" w:hAnsi="Arial" w:cs="Arial"/>
+                    </w:rPr>
+                    <w:t>High regulator involvement and compliance expectations</w:t>
+                  </w:r>
+                </w:p>
+              </w:tc>
+              <w:tc>
+                <w:tcPr>
+                  <w:tcW w:w="993" w:type="dxa"/>
+                  <w:shd w:val="clear" w:color="auto" w:fill="FFFFFF" w:themeFill="background1"/>
+                  <w:vAlign w:val="center"/>
+                </w:tcPr>
+                <w:p>
+                  <w:pPr>
+                    <w:pStyle w:val="TableParagraph"/>
+                    <w:spacing w:before="0"/>
+                    <w:ind w:left="0"/>
+                    <w:jc w:val="center"/>
+                    <w:rPr>
+                      <w:rFonts w:ascii="Arial" w:hAnsi="Arial" w:cs="Arial"/>
+                    </w:rPr>
+                  </w:pPr>
+                  <w:r>
+                    <w:rPr>
+                      <w:rFonts w:ascii="Arial" w:eastAsia="Arial" w:hAnsi="Arial" w:cs="Arial"/>
+                    </w:rPr>
+                    <w:t>3</w:t>
+                  </w:r>
+                </w:p>
+              </w:tc>
+            </w:tr>
+            <w:tr>
+              <w:trPr>
+                <w:trHeight w:val="571"/>
+              </w:trPr>
+              <w:tc>
+                <w:tcPr>
+                  <w:tcW w:w="1086" w:type="dxa"/>
+                  <w:shd w:val="clear" w:color="auto" w:fill="FFFFFF" w:themeFill="background1"/>
+                  <w:vAlign w:val="center"/>
+                </w:tcPr>
+                <w:p>
+                  <w:pPr>
+                    <w:pStyle w:val="TableParagraph"/>
+                    <w:pBdr>
+                      <w:top w:val="none" w:sz="0" w:space="0" w:color="auto"/>
+                      <w:left w:val="none" w:sz="0" w:space="0" w:color="auto"/>
+                      <w:bottom w:val="none" w:sz="0" w:space="0" w:color="auto"/>
+                      <w:right w:val="none" w:sz="0" w:space="0" w:color="auto"/>
+                      <w:between w:val="none" w:sz="0" w:space="0" w:color="auto"/>
+                    </w:pBdr>
+                    <w:jc w:val="center"/>
+                    <w:rPr>
+                      <w:rFonts w:ascii="Arial" w:hAnsi="Arial" w:cs="Arial"/>
+                    </w:rPr>
+                  </w:pPr>
+                  <w:r>
+                    <w:rPr>
+                      <w:rFonts w:ascii="Arial" w:eastAsia="Arial" w:hAnsi="Arial" w:cs="Arial"/>
+                    </w:rPr>
+                    <w:t>4</w:t>
+                  </w:r>
+                  <w:r>
+                    <w:rPr>
+                      <w:rFonts w:ascii="Arial" w:eastAsia="Arial" w:hAnsi="Arial" w:cs="Arial"/>
+                    </w:rPr>
+                    <w:t>.4</w:t>
+                  </w:r>
+                </w:p>
+              </w:tc>
+              <w:tc>
+                <w:tcPr>
+                  <w:tcW w:w="8581" w:type="dxa"/>
+                  <w:shd w:val="clear" w:color="auto" w:fill="FFFFFF" w:themeFill="background1"/>
+                </w:tcPr>
+                <w:p>
+                  <w:pPr>
+                    <w:pStyle w:val="TableParagraph"/>
+                    <w:ind w:left="108"/>
+                    <w:rPr>
+                      <w:rFonts w:ascii="Arial" w:hAnsi="Arial" w:cs="Arial"/>
+                    </w:rPr>
+                  </w:pPr>
+                  <w:r>
+                    <w:rPr>
+                      <w:rFonts w:ascii="Arial" w:hAnsi="Arial" w:cs="Arial"/>
+                    </w:rPr>
+                    <w:t>Concerns over product quality and/or after sales service</w:t>
+                  </w:r>
+                </w:p>
+              </w:tc>
+              <w:tc>
+                <w:tcPr>
+                  <w:tcW w:w="993" w:type="dxa"/>
+                  <w:shd w:val="clear" w:color="auto" w:fill="FFFFFF" w:themeFill="background1"/>
+                  <w:vAlign w:val="center"/>
+                </w:tcPr>
+                <w:p>
+                  <w:pPr>
+                    <w:pStyle w:val="TableParagraph"/>
+                    <w:spacing w:before="0"/>
+                    <w:ind w:left="0"/>
+                    <w:jc w:val="center"/>
+                    <w:rPr>
+                      <w:rFonts w:ascii="Arial" w:hAnsi="Arial" w:cs="Arial"/>
+                    </w:rPr>
+                  </w:pPr>
+                  <w:r>
+                    <w:rPr>
+                      <w:rFonts w:ascii="Arial" w:eastAsia="Arial" w:hAnsi="Arial" w:cs="Arial"/>
+                    </w:rPr>
+                    <w:t>4</w:t>
+                  </w:r>
+                </w:p>
+              </w:tc>
+            </w:tr>
+            <w:tr>
+              <w:trPr>
+                <w:trHeight w:val="571"/>
+              </w:trPr>
+              <w:tc>
+                <w:tcPr>
+                  <w:tcW w:w="1086" w:type="dxa"/>
+                  <w:shd w:val="clear" w:color="auto" w:fill="D9D9D9" w:themeFill="background1" w:themeFillShade="D9"/>
+                </w:tcPr>
+                <w:p>
+                  <w:pPr>
+                    <w:pStyle w:val="TableParagraph"/>
+                    <w:spacing w:before="0"/>
+                    <w:ind w:left="0"/>
+                    <w:rPr>
+                      <w:rFonts w:ascii="Arial" w:hAnsi="Arial" w:cs="Arial"/>
+                      <w:sz w:val="20"/>
+                    </w:rPr>
+                  </w:pPr>
+                </w:p>
+              </w:tc>
+              <w:tc>
+                <w:tcPr>
+                  <w:tcW w:w="8581" w:type="dxa"/>
+                  <w:shd w:val="clear" w:color="auto" w:fill="D9D9D9" w:themeFill="background1" w:themeFillShade="D9"/>
+                </w:tcPr>
+                <w:p>
+                  <w:pPr>
+                    <w:pStyle w:val="TableParagraph"/>
+                    <w:spacing w:before="121"/>
+                    <w:rPr>
+                      <w:rFonts w:ascii="Arial" w:hAnsi="Arial" w:cs="Arial"/>
+                      <w:b/>
+                    </w:rPr>
+                  </w:pPr>
+                  <w:r>
+                    <w:rPr>
+                      <w:rFonts w:ascii="Arial" w:eastAsia="Arial" w:hAnsi="Arial" w:cs="Arial"/>
+                      <w:b/>
+                    </w:rPr>
+                    <w:t>TOTAL FOR INFRASTRUCTURE COMPONENT</w:t>
+                  </w:r>
+                </w:p>
+              </w:tc>
+              <w:tc>
+                <w:tcPr>
+                  <w:tcW w:w="993" w:type="dxa"/>
+                  <w:shd w:val="clear" w:color="auto" w:fill="D9D9D9" w:themeFill="background1" w:themeFillShade="D9"/>
+                  <w:vAlign w:val="center"/>
+                </w:tcPr>
+                <w:p>
+                  <w:pPr>
+                    <w:pStyle w:val="TableParagraph"/>
+                    <w:spacing w:before="0"/>
+                    <w:ind w:left="0"/>
+                    <w:jc w:val="center"/>
+                    <w:rPr>
+                      <w:rFonts w:ascii="Arial" w:hAnsi="Arial" w:cs="Arial"/>
+                      <w:b/>
+                      <w:bCs/>
+                    </w:rPr>
+                  </w:pPr>
+                  <w:r>
+                    <w:rPr>
+                      <w:rFonts w:ascii="Arial" w:eastAsia="Arial" w:hAnsi="Arial" w:cs="Arial"/>
+                      <w:b/>
+                      <w:bCs/>
+                    </w:rPr>
+                    <w:t>1</w:t>
+                  </w:r>
+                  <w:r>
+                    <w:rPr>
+                      <w:rFonts w:ascii="Arial" w:eastAsia="Arial" w:hAnsi="Arial" w:cs="Arial"/>
+                      <w:b/>
+                      <w:bCs/>
+                    </w:rPr>
+                    <w:t>4</w:t>
+                  </w:r>
+                </w:p>
+              </w:tc>
+            </w:tr>
+          </w:tbl>
+          <w:p>
+            <w:pPr>
               <w:pStyle w:val="Heading1"/>
             </w:pPr>
-            <w:r>
-              <w:t>Overall Risk Assessment</w:t>
-            </w:r>
-          </w:p>
+          </w:p>
+        </w:tc>
+      </w:tr>
+    </w:tbl>
+    <w:p>
+      <w:r>
+        <w:br w:type="page"/>
+      </w:r>
+    </w:p>
+    <w:tbl>
+      <w:tblPr>
+        <w:tblW w:w="10800" w:type="dxa"/>
+        <w:tblCellMar>
+          <w:left w:w="0" w:type="dxa"/>
+          <w:right w:w="0" w:type="dxa"/>
+        </w:tblCellMar>
+        <w:tblLook w:val="0600" w:firstRow="0" w:lastRow="0" w:firstColumn="0" w:lastColumn="0" w:noHBand="1" w:noVBand="1"/>
+      </w:tblPr>
+      <w:tblGrid>
+        <w:gridCol w:w="4507"/>
+        <w:gridCol w:w="576"/>
+        <w:gridCol w:w="605"/>
+        <w:gridCol w:w="5112"/>
+      </w:tblGrid>
+      <w:tr>
+        <w:trPr>
+          <w:trHeight w:val="144"/>
+        </w:trPr>
+        <w:tc>
+          <w:tcPr>
+            <w:tcW w:w="4507" w:type="dxa"/>
+            <w:tcBorders>
+              <w:top w:val="single" w:sz="48" w:space="0" w:color="D83D27" w:themeColor="accent2"/>
+            </w:tcBorders>
+          </w:tcPr>
+          <w:p>
+            <w:pPr>
+              <w:ind w:right="123"/>
+            </w:pPr>
+          </w:p>
+        </w:tc>
+        <w:tc>
+          <w:tcPr>
+            <w:tcW w:w="576" w:type="dxa"/>
+          </w:tcPr>
           <w:p/>
+        </w:tc>
+        <w:tc>
+          <w:tcPr>
+            <w:tcW w:w="605" w:type="dxa"/>
+          </w:tcPr>
           <w:p/>
+        </w:tc>
+        <w:tc>
+          <w:tcPr>
+            <w:tcW w:w="5112" w:type="dxa"/>
+            <w:vMerge w:val="restart"/>
+          </w:tcPr>
+          <w:p>
+            <w:r>
+              <w:rPr>
+                <w:noProof/>
+              </w:rPr>
+              <w:drawing>
+                <wp:anchor distT="0" distB="0" distL="114300" distR="114300" simplePos="0" relativeHeight="251677696" behindDoc="0" locked="0" layoutInCell="1" allowOverlap="1" wp14:anchorId="1D62B9D7" wp14:editId="7A2CE95F">
+                  <wp:simplePos x="0" y="0"/>
+                  <wp:positionH relativeFrom="column">
+                    <wp:posOffset>-411215</wp:posOffset>
+                  </wp:positionH>
+                  <wp:positionV relativeFrom="paragraph">
+                    <wp:posOffset>1177195</wp:posOffset>
+                  </wp:positionV>
+                  <wp:extent cx="3705007" cy="3642500"/>
+                  <wp:effectExtent l="0" t="0" r="0" b="0"/>
+                  <wp:wrapNone/>
+                  <wp:docPr id="9999578" name="Picture 7"/>
+                  <wp:cNvGraphicFramePr>
+                    <a:graphicFrameLocks xmlns:a="http://schemas.openxmlformats.org/drawingml/2006/main" noChangeAspect="1"/>
+                  </wp:cNvGraphicFramePr>
+                  <a:graphic xmlns:a="http://schemas.openxmlformats.org/drawingml/2006/main">
+                    <a:graphicData uri="http://schemas.openxmlformats.org/drawingml/2006/picture">
+                      <pic:pic xmlns:pic="http://schemas.openxmlformats.org/drawingml/2006/picture">
+                        <pic:nvPicPr>
+                          <pic:cNvPr id="9999578" name="Picture 9999578"/>
+                          <pic:cNvPicPr/>
+                        </pic:nvPicPr>
+                        <pic:blipFill rotWithShape="1">
+                          <a:blip r:embed="rId30" cstate="print">
+                            <a:extLst>
+                              <a:ext uri="{28A0092B-C50C-407E-A947-70E740481C1C}">
+                                <a14:useLocalDpi xmlns:a14="http://schemas.microsoft.com/office/drawing/2010/main" val="0"/>
+                              </a:ext>
+                            </a:extLst>
+                          </a:blip>
+                          <a:srcRect l="8828" t="8499" r="5261" b="28155"/>
+                          <a:stretch>
+                            <a:fillRect/>
+                          </a:stretch>
+                        </pic:blipFill>
+                        <pic:spPr bwMode="auto">
+                          <a:xfrm>
+                            <a:off x="0" y="0"/>
+                            <a:ext cx="3705007" cy="3642500"/>
+                          </a:xfrm>
+                          <a:prstGeom prst="rect">
+                            <a:avLst/>
+                          </a:prstGeom>
+                          <a:ln>
+                            <a:noFill/>
+                          </a:ln>
+                          <a:extLst>
+                            <a:ext uri="{53640926-AAD7-44D8-BBD7-CCE9431645EC}">
+                              <a14:shadowObscured xmlns:a14="http://schemas.microsoft.com/office/drawing/2010/main"/>
+                            </a:ext>
+                          </a:extLst>
+                        </pic:spPr>
+                      </pic:pic>
+                    </a:graphicData>
+                  </a:graphic>
+                  <wp14:sizeRelH relativeFrom="margin">
+                    <wp14:pctWidth>0</wp14:pctWidth>
+                  </wp14:sizeRelH>
+                  <wp14:sizeRelV relativeFrom="margin">
+                    <wp14:pctHeight>0</wp14:pctHeight>
+                  </wp14:sizeRelV>
+                </wp:anchor>
+              </w:drawing>
+            </w:r>
+          </w:p>
+        </w:tc>
+      </w:tr>
+      <w:tr>
+        <w:trPr>
+          <w:trHeight w:val="6984"/>
+        </w:trPr>
+        <w:tc>
+          <w:tcPr>
+            <w:tcW w:w="5083" w:type="dxa"/>
+            <w:gridSpan w:val="2"/>
+          </w:tcPr>
+          <w:p>
+            <w:pPr>
+              <w:pStyle w:val="Heading1"/>
+              <w:ind w:right="123"/>
+            </w:pPr>
+            <w:r>
+              <w:t>Overall risk assessment</w:t>
+            </w:r>
+          </w:p>
+          <w:p>
+            <w:pPr>
+              <w:ind w:right="123"/>
+            </w:pPr>
+          </w:p>
+        </w:tc>
+        <w:tc>
+          <w:tcPr>
+            <w:tcW w:w="605" w:type="dxa"/>
+          </w:tcPr>
+          <w:p/>
+        </w:tc>
+        <w:tc>
+          <w:tcPr>
+            <w:tcW w:w="5112" w:type="dxa"/>
+            <w:vMerge/>
+          </w:tcPr>
+          <w:p/>
+        </w:tc>
+      </w:tr>
+      <w:tr>
+        <w:trPr>
+          <w:trHeight w:val="432"/>
+        </w:trPr>
+        <w:tc>
+          <w:tcPr>
+            <w:tcW w:w="5083" w:type="dxa"/>
+            <w:gridSpan w:val="2"/>
+          </w:tcPr>
+          <w:p>
+            <w:pPr>
+              <w:ind w:right="123"/>
+            </w:pPr>
+          </w:p>
+        </w:tc>
+        <w:tc>
+          <w:tcPr>
+            <w:tcW w:w="605" w:type="dxa"/>
+          </w:tcPr>
+          <w:p/>
+        </w:tc>
+        <w:tc>
+          <w:tcPr>
+            <w:tcW w:w="5112" w:type="dxa"/>
+            <w:vAlign w:val="bottom"/>
+          </w:tcPr>
+          <w:p>
+            <w:pPr>
+              <w:pStyle w:val="Footer"/>
+            </w:pPr>
+          </w:p>
         </w:tc>
       </w:tr>
     </w:tbl>
@@ -2877,59 +5099,6 @@
         <w:br w:type="page"/>
       </w:r>
     </w:p>
-    <w:tbl>
-      <w:tblPr>
-        <w:tblW w:w="0" w:type="auto"/>
-        <w:tblLayout w:type="fixed"/>
-        <w:tblCellMar>
-          <w:left w:w="0" w:type="dxa"/>
-          <w:right w:w="0" w:type="dxa"/>
-        </w:tblCellMar>
-        <w:tblLook w:val="04A0" w:firstRow="1" w:lastRow="0" w:firstColumn="1" w:lastColumn="0" w:noHBand="0" w:noVBand="1"/>
-      </w:tblPr>
-      <w:tblGrid>
-        <w:gridCol w:w="4464"/>
-        <w:gridCol w:w="6307"/>
-      </w:tblGrid>
-      <w:tr>
-        <w:trPr>
-          <w:gridAfter w:val="1"/>
-          <w:wAfter w:w="6307" w:type="dxa"/>
-          <w:trHeight w:val="17"/>
-        </w:trPr>
-        <w:tc>
-          <w:tcPr>
-            <w:tcW w:w="4464" w:type="dxa"/>
-            <w:tcBorders>
-              <w:top w:val="single" w:sz="48" w:space="0" w:color="D83D27" w:themeColor="accent2"/>
-            </w:tcBorders>
-          </w:tcPr>
-          <w:p/>
-        </w:tc>
-      </w:tr>
-      <w:tr>
-        <w:trPr>
-          <w:trHeight w:val="2807"/>
-        </w:trPr>
-        <w:tc>
-          <w:tcPr>
-            <w:tcW w:w="10771" w:type="dxa"/>
-            <w:gridSpan w:val="2"/>
-          </w:tcPr>
-          <w:p>
-            <w:pPr>
-              <w:pStyle w:val="Heading1"/>
-            </w:pPr>
-            <w:r>
-              <w:t>Recomendations</w:t>
-            </w:r>
-          </w:p>
-          <w:p/>
-          <w:p/>
-        </w:tc>
-      </w:tr>
-    </w:tbl>
-    <w:p/>
     <w:sectPr>
       <w:pgSz w:w="12240" w:h="15840" w:code="1"/>
       <w:pgMar w:top="720" w:right="720" w:bottom="720" w:left="720" w:header="289" w:footer="0" w:gutter="0"/>
@@ -5116,7 +7285,7 @@
   <w:style w:type="paragraph" w:default="1" w:styleId="Normal">
     <w:name w:val="Normal"/>
     <w:uiPriority w:val="6"/>
-    <w:rsid w:val="003F2CFC"/>
+    <w:rsid w:val="00487DF9"/>
     <w:rPr>
       <w:sz w:val="22"/>
       <w:szCs w:val="28"/>
@@ -6888,10 +9057,6 @@
 </file>
 
 <file path=customXml/item1.xml><?xml version="1.0" encoding="utf-8"?>
-<b:Sources xmlns:b="http://schemas.openxmlformats.org/officeDocument/2006/bibliography" xmlns="http://schemas.openxmlformats.org/officeDocument/2006/bibliography" SelectedStyle="\APASixthEditionOfficeOnline.xsl" StyleName="APA" Version="6"/>
-</file>
-
-<file path=customXml/item2.xml><?xml version="1.0" encoding="utf-8"?>
 <?mso-contentType ?>
 <FormTemplates xmlns="http://schemas.microsoft.com/sharepoint/v3/contenttype/forms">
   <Display>DocumentLibraryForm</Display>
@@ -6900,7 +9065,31 @@
 </FormTemplates>
 </file>
 
+<file path=customXml/item2.xml><?xml version="1.0" encoding="utf-8"?>
+<b:Sources xmlns:b="http://schemas.openxmlformats.org/officeDocument/2006/bibliography" xmlns="http://schemas.openxmlformats.org/officeDocument/2006/bibliography" SelectedStyle="\APASixthEditionOfficeOnline.xsl" StyleName="APA" Version="6"/>
+</file>
+
 <file path=customXml/item3.xml><?xml version="1.0" encoding="utf-8"?>
+<p:properties xmlns:p="http://schemas.microsoft.com/office/2006/metadata/properties" xmlns:xsi="http://www.w3.org/2001/XMLSchema-instance" xmlns:pc="http://schemas.microsoft.com/office/infopath/2007/PartnerControls">
+  <documentManagement>
+    <Status xmlns="71af3243-3dd4-4a8d-8c0d-dd76da1f02a5">Not started</Status>
+    <MediaServiceKeyPoints xmlns="71af3243-3dd4-4a8d-8c0d-dd76da1f02a5" xsi:nil="true"/>
+    <_ip_UnifiedCompliancePolicyUIAction xmlns="http://schemas.microsoft.com/sharepoint/v3" xsi:nil="true"/>
+    <Image xmlns="71af3243-3dd4-4a8d-8c0d-dd76da1f02a5">
+      <Url xsi:nil="true"/>
+      <Description xsi:nil="true"/>
+    </Image>
+    <Background xmlns="71af3243-3dd4-4a8d-8c0d-dd76da1f02a5">false</Background>
+    <_ip_UnifiedCompliancePolicyProperties xmlns="http://schemas.microsoft.com/sharepoint/v3" xsi:nil="true"/>
+    <ImageTagsTaxHTField xmlns="71af3243-3dd4-4a8d-8c0d-dd76da1f02a5">
+      <Terms xmlns="http://schemas.microsoft.com/office/infopath/2007/PartnerControls"/>
+    </ImageTagsTaxHTField>
+    <TaxCatchAll xmlns="230e9df3-be65-4c73-a93b-d1236ebd677e" xsi:nil="true"/>
+  </documentManagement>
+</p:properties>
+</file>
+
+<file path=customXml/item4.xml><?xml version="1.0" encoding="utf-8"?>
 <ct:contentTypeSchema xmlns:ct="http://schemas.microsoft.com/office/2006/metadata/contentType" xmlns:ma="http://schemas.microsoft.com/office/2006/metadata/properties/metaAttributes" ct:_="" ma:_="" ma:contentTypeName="Document" ma:contentTypeID="0x01010079F111ED35F8CC479449609E8A0923A6" ma:contentTypeVersion="30" ma:contentTypeDescription="Create a new document." ma:contentTypeScope="" ma:versionID="cec0622158e8f13124e9e8fd4de31bd1">
   <xsd:schema xmlns:xsd="http://www.w3.org/2001/XMLSchema" xmlns:xs="http://www.w3.org/2001/XMLSchema" xmlns:p="http://schemas.microsoft.com/office/2006/metadata/properties" xmlns:ns1="http://schemas.microsoft.com/sharepoint/v3" xmlns:ns2="71af3243-3dd4-4a8d-8c0d-dd76da1f02a5" xmlns:ns3="16c05727-aa75-4e4a-9b5f-8a80a1165891" xmlns:ns4="230e9df3-be65-4c73-a93b-d1236ebd677e" targetNamespace="http://schemas.microsoft.com/office/2006/metadata/properties" ma:root="true" ma:fieldsID="3b52f30ab005d15df08657af532e6e38" ns1:_="" ns2:_="" ns3:_="" ns4:_="">
     <xsd:import namespace="http://schemas.microsoft.com/sharepoint/v3"/>
@@ -7218,27 +9407,15 @@
 </ct:contentTypeSchema>
 </file>
 
-<file path=customXml/item4.xml><?xml version="1.0" encoding="utf-8"?>
-<p:properties xmlns:p="http://schemas.microsoft.com/office/2006/metadata/properties" xmlns:xsi="http://www.w3.org/2001/XMLSchema-instance" xmlns:pc="http://schemas.microsoft.com/office/infopath/2007/PartnerControls">
-  <documentManagement>
-    <Status xmlns="71af3243-3dd4-4a8d-8c0d-dd76da1f02a5">Not started</Status>
-    <MediaServiceKeyPoints xmlns="71af3243-3dd4-4a8d-8c0d-dd76da1f02a5" xsi:nil="true"/>
-    <_ip_UnifiedCompliancePolicyUIAction xmlns="http://schemas.microsoft.com/sharepoint/v3" xsi:nil="true"/>
-    <Image xmlns="71af3243-3dd4-4a8d-8c0d-dd76da1f02a5">
-      <Url xsi:nil="true"/>
-      <Description xsi:nil="true"/>
-    </Image>
-    <Background xmlns="71af3243-3dd4-4a8d-8c0d-dd76da1f02a5">false</Background>
-    <_ip_UnifiedCompliancePolicyProperties xmlns="http://schemas.microsoft.com/sharepoint/v3" xsi:nil="true"/>
-    <ImageTagsTaxHTField xmlns="71af3243-3dd4-4a8d-8c0d-dd76da1f02a5">
-      <Terms xmlns="http://schemas.microsoft.com/office/infopath/2007/PartnerControls"/>
-    </ImageTagsTaxHTField>
-    <TaxCatchAll xmlns="230e9df3-be65-4c73-a93b-d1236ebd677e" xsi:nil="true"/>
-  </documentManagement>
-</p:properties>
+<file path=customXml/itemProps1.xml><?xml version="1.0" encoding="utf-8"?>
+<ds:datastoreItem xmlns:ds="http://schemas.openxmlformats.org/officeDocument/2006/customXml" ds:itemID="{FC408F27-B5ED-4462-B2CB-58DE6D45B7BD}">
+  <ds:schemaRefs>
+    <ds:schemaRef ds:uri="http://schemas.microsoft.com/sharepoint/v3/contenttype/forms"/>
+  </ds:schemaRefs>
+</ds:datastoreItem>
 </file>
 
-<file path=customXml/itemProps1.xml><?xml version="1.0" encoding="utf-8"?>
+<file path=customXml/itemProps2.xml><?xml version="1.0" encoding="utf-8"?>
 <ds:datastoreItem xmlns:ds="http://schemas.openxmlformats.org/officeDocument/2006/customXml" ds:itemID="{8350094C-0D3E-4E0A-A2D0-7BE047D09FEF}">
   <ds:schemaRefs>
     <ds:schemaRef ds:uri="http://schemas.openxmlformats.org/officeDocument/2006/bibliography"/>
@@ -7246,15 +9423,19 @@
 </ds:datastoreItem>
 </file>
 
-<file path=customXml/itemProps2.xml><?xml version="1.0" encoding="utf-8"?>
-<ds:datastoreItem xmlns:ds="http://schemas.openxmlformats.org/officeDocument/2006/customXml" ds:itemID="{FC408F27-B5ED-4462-B2CB-58DE6D45B7BD}">
+<file path=customXml/itemProps3.xml><?xml version="1.0" encoding="utf-8"?>
+<ds:datastoreItem xmlns:ds="http://schemas.openxmlformats.org/officeDocument/2006/customXml" ds:itemID="{8798095E-4456-4E45-8445-539B9EDACF3C}">
   <ds:schemaRefs>
-    <ds:schemaRef ds:uri="http://schemas.microsoft.com/sharepoint/v3/contenttype/forms"/>
+    <ds:schemaRef ds:uri="http://schemas.microsoft.com/office/2006/metadata/properties"/>
+    <ds:schemaRef ds:uri="http://schemas.microsoft.com/office/infopath/2007/PartnerControls"/>
+    <ds:schemaRef ds:uri="71af3243-3dd4-4a8d-8c0d-dd76da1f02a5"/>
+    <ds:schemaRef ds:uri="http://schemas.microsoft.com/sharepoint/v3"/>
+    <ds:schemaRef ds:uri="230e9df3-be65-4c73-a93b-d1236ebd677e"/>
   </ds:schemaRefs>
 </ds:datastoreItem>
 </file>
 
-<file path=customXml/itemProps3.xml><?xml version="1.0" encoding="utf-8"?>
+<file path=customXml/itemProps4.xml><?xml version="1.0" encoding="utf-8"?>
 <ds:datastoreItem xmlns:ds="http://schemas.openxmlformats.org/officeDocument/2006/customXml" ds:itemID="{18EB9497-C3FA-44B4-AD7B-A28C824BF395}">
   <ds:schemaRefs>
     <ds:schemaRef ds:uri="http://schemas.microsoft.com/office/2006/metadata/contentType"/>
@@ -7275,18 +9456,6 @@
 </ds:datastoreItem>
 </file>
 
-<file path=customXml/itemProps4.xml><?xml version="1.0" encoding="utf-8"?>
-<ds:datastoreItem xmlns:ds="http://schemas.openxmlformats.org/officeDocument/2006/customXml" ds:itemID="{8798095E-4456-4E45-8445-539B9EDACF3C}">
-  <ds:schemaRefs>
-    <ds:schemaRef ds:uri="http://schemas.microsoft.com/office/2006/metadata/properties"/>
-    <ds:schemaRef ds:uri="http://schemas.microsoft.com/office/infopath/2007/PartnerControls"/>
-    <ds:schemaRef ds:uri="71af3243-3dd4-4a8d-8c0d-dd76da1f02a5"/>
-    <ds:schemaRef ds:uri="http://schemas.microsoft.com/sharepoint/v3"/>
-    <ds:schemaRef ds:uri="230e9df3-be65-4c73-a93b-d1236ebd677e"/>
-  </ds:schemaRefs>
-</ds:datastoreItem>
-</file>
-
 <file path=docMetadata/LabelInfo.xml><?xml version="1.0" encoding="utf-8"?>
 <clbl:labelList xmlns:clbl="http://schemas.microsoft.com/office/2020/mipLabelMetadata"/>
 </file>
--- a/Risk Management Plan.docx
+++ b/Risk Management Plan.docx
@@ -378,7 +378,7 @@
               </w:rPr>
               <w:lastRenderedPageBreak/>
               <w:drawing>
-                <wp:inline distT="0" distB="0" distL="0" distR="0" wp14:anchorId="19D4D9E1" wp14:editId="2CA19437">
+                <wp:inline distT="0" distB="0" distL="0" distR="0" wp14:anchorId="19D4D9E1" wp14:editId="2BE8BB68">
                   <wp:extent cx="6859114" cy="1819739"/>
                   <wp:effectExtent l="0" t="0" r="0" b="9525"/>
                   <wp:docPr id="4" name="Picture 4" descr="Metallic spheres connected in mesh"/>
@@ -1699,8 +1699,726 @@
               <w:t>Financial Risk</w:t>
             </w:r>
           </w:p>
+          <w:p>
+            <w:pPr>
+              <w:rPr>
+                <w:sz w:val="32"/>
+                <w:szCs w:val="32"/>
+              </w:rPr>
+            </w:pPr>
+            <w:r>
+              <w:rPr>
+                <w:sz w:val="32"/>
+                <w:szCs w:val="32"/>
+              </w:rPr>
+              <w:t>FUNDING ALLOCATION</w:t>
+            </w:r>
+          </w:p>
+          <w:p>
+            <w:pPr>
+              <w:rPr>
+                <w:sz w:val="32"/>
+                <w:szCs w:val="32"/>
+              </w:rPr>
+            </w:pPr>
+          </w:p>
+          <w:p>
+            <w:proofErr w:type="spellStart"/>
+            <w:r>
+              <w:t>ItrustU</w:t>
+            </w:r>
+            <w:proofErr w:type="spellEnd"/>
+            <w:r>
+              <w:t xml:space="preserve"> belongs to Tiva, the sixth largest insurance group in the world. It collects premiums in advance from a very large customer base in Ontario that gives it a steady flow of investable funds. The pandemic creates some critical new funding needs: a crisis leadership team and a pandemic plan. Beyond that, there is a need to put measures in place to reduce exposure to various risks in the present and beyond. Premiums are invested in assets like Canadian stocks, bonds, real estate and precious metals to cover the cost of business and insurance claims. </w:t>
+            </w:r>
+            <w:proofErr w:type="spellStart"/>
+            <w:r>
+              <w:t>ItrustU</w:t>
+            </w:r>
+            <w:proofErr w:type="spellEnd"/>
+            <w:r>
+              <w:t xml:space="preserve"> also holds two kinds of liability: short-term Property &amp; Casualty (P&amp;C) claims like car, home, and travel, and long-term life and pension obligations.</w:t>
+            </w:r>
+          </w:p>
+          <w:p/>
+          <w:p>
+            <w:r>
+              <w:t xml:space="preserve">Given our portfolio, there is a good chance that </w:t>
+            </w:r>
+            <w:proofErr w:type="spellStart"/>
+            <w:r>
+              <w:t>ItrustU</w:t>
+            </w:r>
+            <w:proofErr w:type="spellEnd"/>
+            <w:r>
+              <w:t xml:space="preserve"> would have liquidity problems as equities, real estate and precious metals are volatile assets and slow to sell. In times of crises, P&amp;C claims need cash quickly to pay out to claimants. Stocks and precious metals can be sold quickly but the risk with them is being forced to sell at a loss during a downturn. To combat a worsening economy, it is reasonable to anticipate a cut in interest rates to drive investment, which could also affect longer product plans. Since every holding is Canadian, any regional or national dip will hit both assets and claims at the same time. There is a risk that bank partners could delay or not remit premiums altogether or reinsurers would not be </w:t>
+            </w:r>
+            <w:proofErr w:type="gramStart"/>
+            <w:r>
+              <w:t>in a position</w:t>
+            </w:r>
+            <w:proofErr w:type="gramEnd"/>
+            <w:r>
+              <w:t xml:space="preserve"> to pay recoveries and bond issuers may default on any dividends they expected to receive.</w:t>
+            </w:r>
+          </w:p>
+          <w:p/>
+          <w:p>
+            <w:r>
+              <w:t xml:space="preserve">We are also concerned about where funds are dedicated. Cyber is listed as one of the main risks the company plans to mitigate against yet has no dedicated cyber-security staff. The current assessment is that resources appear disproportionately distributed to the risks that the company is concerned with. On paper, the company, in its current position and standing, will be able to treat most financial vulnerabilities in a pandemic economy, depending critically on how quickly they can move their assets. </w:t>
+            </w:r>
+          </w:p>
+          <w:p/>
+          <w:p>
+            <w:pPr>
+              <w:rPr>
+                <w:sz w:val="32"/>
+                <w:szCs w:val="32"/>
+              </w:rPr>
+            </w:pPr>
+            <w:r>
+              <w:rPr>
+                <w:sz w:val="32"/>
+                <w:szCs w:val="32"/>
+              </w:rPr>
+              <w:t>INTERNAL CONTROLS</w:t>
+            </w:r>
+          </w:p>
+          <w:p/>
+          <w:p>
+            <w:proofErr w:type="spellStart"/>
+            <w:r>
+              <w:t>ItrustU</w:t>
+            </w:r>
+            <w:proofErr w:type="spellEnd"/>
+            <w:r>
+              <w:t xml:space="preserve"> currently collects all premiums, processes claims and quotes through their website, mobile app and internal systems. As a result, they are susceptible to [CH1.</w:t>
+            </w:r>
+            <w:proofErr w:type="gramStart"/>
+            <w:r>
+              <w:t>1]a</w:t>
+            </w:r>
+            <w:proofErr w:type="gramEnd"/>
+            <w:r>
+              <w:t xml:space="preserve"> litany of cyberattacks that can have significant financial implications: direct theft through fraudulent claims payouts and payroll diversion; ransomware [CH2.1]and recovery costs; data loss and its legal costs; regulatory penalties; a tech outage would stop premiums collection and claims payment at the same time. Six people currently cover IT and networking for 50 desktops, on-site servers and the internal network. Hosting, backups and security advice are outsourced. A six-person team likely cannot provide round-the-clock monitoring. Control therefore depends on vendors the company does not directly manage. The switch to remote work during a pandemic increases the chances </w:t>
+            </w:r>
+            <w:proofErr w:type="gramStart"/>
+            <w:r>
+              <w:t>for</w:t>
+            </w:r>
+            <w:proofErr w:type="gramEnd"/>
+            <w:r>
+              <w:t xml:space="preserve"> attack and decreases the strength of defending it. </w:t>
+            </w:r>
+          </w:p>
           <w:p/>
           <w:p/>
+          <w:p/>
+          <w:p/>
+          <w:p/>
+          <w:p/>
+          <w:p/>
+          <w:p/>
+          <w:p/>
+          <w:p/>
+          <w:p/>
+          <w:p/>
+          <w:p/>
+          <w:p>
+            <w:pPr>
+              <w:rPr>
+                <w:sz w:val="32"/>
+                <w:szCs w:val="32"/>
+              </w:rPr>
+            </w:pPr>
+            <w:r>
+              <w:rPr>
+                <w:sz w:val="32"/>
+                <w:szCs w:val="32"/>
+              </w:rPr>
+              <w:t>LIABILITY MANAGEMENT</w:t>
+            </w:r>
+          </w:p>
+          <w:p/>
+          <w:p>
+            <w:proofErr w:type="spellStart"/>
+            <w:r>
+              <w:t>ItrustU</w:t>
+            </w:r>
+            <w:proofErr w:type="spellEnd"/>
+            <w:r>
+              <w:t xml:space="preserve"> writes both Property &amp; Casualty (P&amp;C) and life/pension products. In the industry, reserves are typically the largest liability on the balance sheet. With one in three Ontario households insured, adverse weather conditions like ice storms or floods will affect a large share of the clients at </w:t>
+            </w:r>
+            <w:proofErr w:type="gramStart"/>
+            <w:r>
+              <w:t>once[</w:t>
+            </w:r>
+            <w:proofErr w:type="gramEnd"/>
+            <w:r>
+              <w:t>NB3.</w:t>
+            </w:r>
+            <w:proofErr w:type="gramStart"/>
+            <w:r>
+              <w:t>1][</w:t>
+            </w:r>
+            <w:proofErr w:type="gramEnd"/>
+            <w:r>
+              <w:t>CH3.2]. In July 2013, Ontario recorded a record rainfall that insurers coughed up $940m to reimburse—making it the most expensive insured natural disaster in Ontario’s history (CBC News, 2014). Given the liquidity issues mentioned above, any reserve or float they’re required to have may not be able to cover paying out large claims. Travel medical and cancellation claims are both going to rise at the same time. Falling interest rates will also increase the value of pension and annuity obligations while reducing investment income; any increase in the value of pension will apply both to the company’s product and its own employees. The key for financial risk management here is to weigh the costs and benefits of liquidation of certain assets for immediate relief (even at a loss) to sustain the company independent of the health of the parent company or government intervention. Survival strategies may include taking on further liabilities to identify and create pathways for stable cash flow amid rising claims.</w:t>
+            </w:r>
+          </w:p>
+          <w:p/>
+          <w:p>
+            <w:pPr>
+              <w:rPr>
+                <w:sz w:val="24"/>
+                <w:szCs w:val="24"/>
+              </w:rPr>
+            </w:pPr>
+          </w:p>
+          <w:p>
+            <w:pPr>
+              <w:pStyle w:val="Caption"/>
+              <w:keepNext/>
+              <w:rPr>
+                <w:sz w:val="24"/>
+                <w:szCs w:val="24"/>
+              </w:rPr>
+            </w:pPr>
+            <w:r>
+              <w:rPr>
+                <w:sz w:val="24"/>
+                <w:szCs w:val="24"/>
+              </w:rPr>
+              <w:t>Finance Riskiness Index</w:t>
+            </w:r>
+          </w:p>
+          <w:tbl>
+            <w:tblPr>
+              <w:tblpPr w:leftFromText="180" w:rightFromText="180" w:vertAnchor="text" w:horzAnchor="page" w:tblpX="560" w:tblpY="51"/>
+              <w:tblOverlap w:val="never"/>
+              <w:tblW w:w="10660" w:type="dxa"/>
+              <w:tblBorders>
+                <w:top w:val="single" w:sz="6" w:space="0" w:color="595959" w:themeColor="text1" w:themeTint="A6"/>
+                <w:left w:val="single" w:sz="6" w:space="0" w:color="595959" w:themeColor="text1" w:themeTint="A6"/>
+                <w:bottom w:val="single" w:sz="6" w:space="0" w:color="595959" w:themeColor="text1" w:themeTint="A6"/>
+                <w:right w:val="single" w:sz="6" w:space="0" w:color="595959" w:themeColor="text1" w:themeTint="A6"/>
+                <w:insideH w:val="single" w:sz="6" w:space="0" w:color="595959" w:themeColor="text1" w:themeTint="A6"/>
+                <w:insideV w:val="single" w:sz="6" w:space="0" w:color="595959" w:themeColor="text1" w:themeTint="A6"/>
+              </w:tblBorders>
+              <w:shd w:val="clear" w:color="auto" w:fill="FFFFFF" w:themeFill="background1"/>
+              <w:tblLayout w:type="fixed"/>
+              <w:tblCellMar>
+                <w:left w:w="0" w:type="dxa"/>
+                <w:right w:w="0" w:type="dxa"/>
+              </w:tblCellMar>
+              <w:tblLook w:val="01E0" w:firstRow="1" w:lastRow="1" w:firstColumn="1" w:lastColumn="1" w:noHBand="0" w:noVBand="0"/>
+            </w:tblPr>
+            <w:tblGrid>
+              <w:gridCol w:w="1086"/>
+              <w:gridCol w:w="8581"/>
+              <w:gridCol w:w="993"/>
+            </w:tblGrid>
+            <w:tr>
+              <w:trPr>
+                <w:trHeight w:val="571"/>
+              </w:trPr>
+              <w:tc>
+                <w:tcPr>
+                  <w:tcW w:w="1086" w:type="dxa"/>
+                  <w:shd w:val="clear" w:color="auto" w:fill="262626" w:themeFill="text1" w:themeFillTint="D9"/>
+                  <w:vAlign w:val="center"/>
+                </w:tcPr>
+                <w:p>
+                  <w:pPr>
+                    <w:pStyle w:val="TableParagraph"/>
+                    <w:spacing w:before="121"/>
+                    <w:ind w:left="0"/>
+                    <w:jc w:val="center"/>
+                    <w:rPr>
+                      <w:rFonts w:ascii="Arial" w:hAnsi="Arial" w:cs="Arial"/>
+                      <w:b/>
+                      <w:sz w:val="24"/>
+                      <w:szCs w:val="24"/>
+                    </w:rPr>
+                  </w:pPr>
+                  <w:r>
+                    <w:rPr>
+                      <w:rFonts w:ascii="Arial" w:eastAsia="Arial" w:hAnsi="Arial" w:cs="Arial"/>
+                      <w:b/>
+                      <w:sz w:val="24"/>
+                      <w:szCs w:val="24"/>
+                    </w:rPr>
+                    <w:t>CODE</w:t>
+                  </w:r>
+                </w:p>
+              </w:tc>
+              <w:tc>
+                <w:tcPr>
+                  <w:tcW w:w="8581" w:type="dxa"/>
+                  <w:shd w:val="clear" w:color="auto" w:fill="262626" w:themeFill="text1" w:themeFillTint="D9"/>
+                  <w:vAlign w:val="center"/>
+                </w:tcPr>
+                <w:p>
+                  <w:pPr>
+                    <w:pStyle w:val="TableParagraph"/>
+                    <w:spacing w:before="121"/>
+                    <w:rPr>
+                      <w:rFonts w:ascii="Arial" w:hAnsi="Arial" w:cs="Arial"/>
+                      <w:b/>
+                      <w:sz w:val="24"/>
+                      <w:szCs w:val="24"/>
+                    </w:rPr>
+                  </w:pPr>
+                  <w:r>
+                    <w:rPr>
+                      <w:rFonts w:ascii="Arial" w:eastAsia="Arial" w:hAnsi="Arial" w:cs="Arial"/>
+                      <w:b/>
+                      <w:sz w:val="24"/>
+                      <w:szCs w:val="24"/>
+                    </w:rPr>
+                    <w:t>DESCRIPTION</w:t>
+                  </w:r>
+                </w:p>
+              </w:tc>
+              <w:tc>
+                <w:tcPr>
+                  <w:tcW w:w="993" w:type="dxa"/>
+                  <w:shd w:val="clear" w:color="auto" w:fill="262626" w:themeFill="text1" w:themeFillTint="D9"/>
+                  <w:vAlign w:val="center"/>
+                </w:tcPr>
+                <w:p>
+                  <w:pPr>
+                    <w:pStyle w:val="TableParagraph"/>
+                    <w:spacing w:before="121"/>
+                    <w:ind w:left="0"/>
+                    <w:jc w:val="center"/>
+                    <w:rPr>
+                      <w:rFonts w:ascii="Arial" w:hAnsi="Arial" w:cs="Arial"/>
+                      <w:b/>
+                      <w:sz w:val="24"/>
+                      <w:szCs w:val="24"/>
+                    </w:rPr>
+                  </w:pPr>
+                  <w:r>
+                    <w:rPr>
+                      <w:rFonts w:ascii="Arial" w:eastAsia="Arial" w:hAnsi="Arial" w:cs="Arial"/>
+                      <w:b/>
+                      <w:sz w:val="24"/>
+                      <w:szCs w:val="24"/>
+                    </w:rPr>
+                    <w:t>SCORE</w:t>
+                  </w:r>
+                </w:p>
+              </w:tc>
+            </w:tr>
+            <w:tr>
+              <w:trPr>
+                <w:trHeight w:val="571"/>
+              </w:trPr>
+              <w:tc>
+                <w:tcPr>
+                  <w:tcW w:w="1086" w:type="dxa"/>
+                  <w:shd w:val="clear" w:color="auto" w:fill="FFFFFF" w:themeFill="background1"/>
+                  <w:vAlign w:val="center"/>
+                </w:tcPr>
+                <w:p>
+                  <w:pPr>
+                    <w:pStyle w:val="TableParagraph"/>
+                    <w:spacing w:before="110"/>
+                    <w:jc w:val="center"/>
+                    <w:rPr>
+                      <w:rFonts w:ascii="Arial" w:hAnsi="Arial" w:cs="Arial"/>
+                    </w:rPr>
+                  </w:pPr>
+                  <w:r>
+                    <w:rPr>
+                      <w:rFonts w:ascii="Arial" w:eastAsia="Arial" w:hAnsi="Arial" w:cs="Arial"/>
+                    </w:rPr>
+                    <w:t>1</w:t>
+                  </w:r>
+                  <w:r>
+                    <w:rPr>
+                      <w:rFonts w:ascii="Arial" w:eastAsia="Arial" w:hAnsi="Arial" w:cs="Arial"/>
+                    </w:rPr>
+                    <w:t>.1</w:t>
+                  </w:r>
+                </w:p>
+              </w:tc>
+              <w:tc>
+                <w:tcPr>
+                  <w:tcW w:w="8581" w:type="dxa"/>
+                  <w:shd w:val="clear" w:color="auto" w:fill="FFFFFF" w:themeFill="background1"/>
+                  <w:vAlign w:val="center"/>
+                </w:tcPr>
+                <w:p>
+                  <w:pPr>
+                    <w:pStyle w:val="TableParagraph"/>
+                    <w:spacing w:before="110"/>
+                    <w:ind w:left="108"/>
+                    <w:rPr>
+                      <w:rFonts w:ascii="Arial" w:hAnsi="Arial" w:cs="Arial"/>
+                    </w:rPr>
+                  </w:pPr>
+                  <w:r>
+                    <w:rPr>
+                      <w:rFonts w:ascii="Arial" w:hAnsi="Arial" w:cs="Arial"/>
+                    </w:rPr>
+                    <w:t>Lack of availability (or unacceptable cost) of adequate investment funds</w:t>
+                  </w:r>
+                </w:p>
+              </w:tc>
+              <w:tc>
+                <w:tcPr>
+                  <w:tcW w:w="993" w:type="dxa"/>
+                  <w:shd w:val="clear" w:color="auto" w:fill="FFFFFF" w:themeFill="background1"/>
+                  <w:vAlign w:val="center"/>
+                </w:tcPr>
+                <w:p>
+                  <w:pPr>
+                    <w:pStyle w:val="TableParagraph"/>
+                    <w:spacing w:before="0"/>
+                    <w:ind w:left="0"/>
+                    <w:jc w:val="center"/>
+                    <w:rPr>
+                      <w:rFonts w:ascii="Arial" w:hAnsi="Arial" w:cs="Arial"/>
+                    </w:rPr>
+                  </w:pPr>
+                  <w:r>
+                    <w:rPr>
+                      <w:rFonts w:ascii="Arial" w:eastAsia="Arial" w:hAnsi="Arial" w:cs="Arial"/>
+                    </w:rPr>
+                    <w:t>2</w:t>
+                  </w:r>
+                </w:p>
+              </w:tc>
+            </w:tr>
+            <w:tr>
+              <w:trPr>
+                <w:trHeight w:val="571"/>
+              </w:trPr>
+              <w:tc>
+                <w:tcPr>
+                  <w:tcW w:w="1086" w:type="dxa"/>
+                  <w:shd w:val="clear" w:color="auto" w:fill="FFFFFF" w:themeFill="background1"/>
+                  <w:vAlign w:val="center"/>
+                </w:tcPr>
+                <w:p>
+                  <w:pPr>
+                    <w:pStyle w:val="TableParagraph"/>
+                    <w:jc w:val="center"/>
+                    <w:rPr>
+                      <w:rFonts w:ascii="Arial" w:hAnsi="Arial" w:cs="Arial"/>
+                    </w:rPr>
+                  </w:pPr>
+                  <w:r>
+                    <w:rPr>
+                      <w:rFonts w:ascii="Arial" w:eastAsia="Arial" w:hAnsi="Arial" w:cs="Arial"/>
+                    </w:rPr>
+                    <w:t>1</w:t>
+                  </w:r>
+                  <w:r>
+                    <w:rPr>
+                      <w:rFonts w:ascii="Arial" w:eastAsia="Arial" w:hAnsi="Arial" w:cs="Arial"/>
+                    </w:rPr>
+                    <w:t>.2</w:t>
+                  </w:r>
+                </w:p>
+              </w:tc>
+              <w:tc>
+                <w:tcPr>
+                  <w:tcW w:w="8581" w:type="dxa"/>
+                  <w:shd w:val="clear" w:color="auto" w:fill="FFFFFF" w:themeFill="background1"/>
+                  <w:vAlign w:val="center"/>
+                </w:tcPr>
+                <w:p>
+                  <w:pPr>
+                    <w:pStyle w:val="TableParagraph"/>
+                    <w:ind w:left="108"/>
+                    <w:rPr>
+                      <w:rFonts w:ascii="Arial" w:hAnsi="Arial" w:cs="Arial"/>
+                    </w:rPr>
+                  </w:pPr>
+                  <w:r>
+                    <w:rPr>
+                      <w:rFonts w:ascii="Arial" w:hAnsi="Arial" w:cs="Arial"/>
+                    </w:rPr>
+                    <w:t>Inadequate procedures for allocation of funds to available opportunities</w:t>
+                  </w:r>
+                </w:p>
+              </w:tc>
+              <w:tc>
+                <w:tcPr>
+                  <w:tcW w:w="993" w:type="dxa"/>
+                  <w:shd w:val="clear" w:color="auto" w:fill="FFFFFF" w:themeFill="background1"/>
+                  <w:vAlign w:val="center"/>
+                </w:tcPr>
+                <w:p>
+                  <w:pPr>
+                    <w:pStyle w:val="TableParagraph"/>
+                    <w:spacing w:before="0"/>
+                    <w:ind w:left="0"/>
+                    <w:jc w:val="center"/>
+                    <w:rPr>
+                      <w:rFonts w:ascii="Arial" w:hAnsi="Arial" w:cs="Arial"/>
+                    </w:rPr>
+                  </w:pPr>
+                  <w:r>
+                    <w:rPr>
+                      <w:rFonts w:ascii="Arial" w:eastAsia="Arial" w:hAnsi="Arial" w:cs="Arial"/>
+                    </w:rPr>
+                    <w:t>3</w:t>
+                  </w:r>
+                </w:p>
+              </w:tc>
+            </w:tr>
+            <w:tr>
+              <w:trPr>
+                <w:trHeight w:val="571"/>
+              </w:trPr>
+              <w:tc>
+                <w:tcPr>
+                  <w:tcW w:w="1086" w:type="dxa"/>
+                  <w:shd w:val="clear" w:color="auto" w:fill="FFFFFF" w:themeFill="background1"/>
+                  <w:vAlign w:val="center"/>
+                </w:tcPr>
+                <w:p>
+                  <w:pPr>
+                    <w:pStyle w:val="TableParagraph"/>
+                    <w:pBdr>
+                      <w:top w:val="none" w:sz="0" w:space="0" w:color="auto"/>
+                      <w:left w:val="none" w:sz="0" w:space="0" w:color="auto"/>
+                      <w:bottom w:val="none" w:sz="0" w:space="0" w:color="auto"/>
+                      <w:right w:val="none" w:sz="0" w:space="0" w:color="auto"/>
+                      <w:between w:val="none" w:sz="0" w:space="0" w:color="auto"/>
+                    </w:pBdr>
+                    <w:spacing w:before="110"/>
+                    <w:jc w:val="center"/>
+                    <w:rPr>
+                      <w:rFonts w:ascii="Arial" w:hAnsi="Arial" w:cs="Arial"/>
+                    </w:rPr>
+                  </w:pPr>
+                  <w:r>
+                    <w:rPr>
+                      <w:rFonts w:ascii="Arial" w:eastAsia="Arial" w:hAnsi="Arial" w:cs="Arial"/>
+                    </w:rPr>
+                    <w:t>1</w:t>
+                  </w:r>
+                  <w:r>
+                    <w:rPr>
+                      <w:rFonts w:ascii="Arial" w:eastAsia="Arial" w:hAnsi="Arial" w:cs="Arial"/>
+                    </w:rPr>
+                    <w:t>.3</w:t>
+                  </w:r>
+                </w:p>
+              </w:tc>
+              <w:tc>
+                <w:tcPr>
+                  <w:tcW w:w="8581" w:type="dxa"/>
+                  <w:shd w:val="clear" w:color="auto" w:fill="FFFFFF" w:themeFill="background1"/>
+                  <w:vAlign w:val="center"/>
+                </w:tcPr>
+                <w:p>
+                  <w:pPr>
+                    <w:pStyle w:val="TableParagraph"/>
+                    <w:spacing w:before="110"/>
+                    <w:ind w:left="108"/>
+                    <w:rPr>
+                      <w:rFonts w:ascii="Arial" w:hAnsi="Arial" w:cs="Arial"/>
+                    </w:rPr>
+                  </w:pPr>
+                  <w:r>
+                    <w:rPr>
+                      <w:rFonts w:ascii="Arial" w:hAnsi="Arial" w:cs="Arial"/>
+                    </w:rPr>
+                    <w:t>Poor internal financial controls to prevent fraud and control credit risks</w:t>
+                  </w:r>
+                </w:p>
+              </w:tc>
+              <w:tc>
+                <w:tcPr>
+                  <w:tcW w:w="993" w:type="dxa"/>
+                  <w:shd w:val="clear" w:color="auto" w:fill="FFFFFF" w:themeFill="background1"/>
+                  <w:vAlign w:val="center"/>
+                </w:tcPr>
+                <w:p>
+                  <w:pPr>
+                    <w:pStyle w:val="TableParagraph"/>
+                    <w:spacing w:before="0"/>
+                    <w:ind w:left="0"/>
+                    <w:jc w:val="center"/>
+                    <w:rPr>
+                      <w:rFonts w:ascii="Arial" w:hAnsi="Arial" w:cs="Arial"/>
+                    </w:rPr>
+                  </w:pPr>
+                  <w:r>
+                    <w:rPr>
+                      <w:rFonts w:ascii="Arial" w:eastAsia="Arial" w:hAnsi="Arial" w:cs="Arial"/>
+                    </w:rPr>
+                    <w:t>4</w:t>
+                  </w:r>
+                </w:p>
+              </w:tc>
+            </w:tr>
+            <w:tr>
+              <w:trPr>
+                <w:trHeight w:val="571"/>
+              </w:trPr>
+              <w:tc>
+                <w:tcPr>
+                  <w:tcW w:w="1086" w:type="dxa"/>
+                  <w:shd w:val="clear" w:color="auto" w:fill="FFFFFF" w:themeFill="background1"/>
+                  <w:vAlign w:val="center"/>
+                </w:tcPr>
+                <w:p>
+                  <w:pPr>
+                    <w:pStyle w:val="TableParagraph"/>
+                    <w:pBdr>
+                      <w:top w:val="none" w:sz="0" w:space="0" w:color="auto"/>
+                      <w:left w:val="none" w:sz="0" w:space="0" w:color="auto"/>
+                      <w:bottom w:val="none" w:sz="0" w:space="0" w:color="auto"/>
+                      <w:right w:val="none" w:sz="0" w:space="0" w:color="auto"/>
+                      <w:between w:val="none" w:sz="0" w:space="0" w:color="auto"/>
+                    </w:pBdr>
+                    <w:jc w:val="center"/>
+                    <w:rPr>
+                      <w:rFonts w:ascii="Arial" w:hAnsi="Arial" w:cs="Arial"/>
+                    </w:rPr>
+                  </w:pPr>
+                  <w:r>
+                    <w:rPr>
+                      <w:rFonts w:ascii="Arial" w:eastAsia="Arial" w:hAnsi="Arial" w:cs="Arial"/>
+                    </w:rPr>
+                    <w:t>1</w:t>
+                  </w:r>
+                  <w:r>
+                    <w:rPr>
+                      <w:rFonts w:ascii="Arial" w:eastAsia="Arial" w:hAnsi="Arial" w:cs="Arial"/>
+                    </w:rPr>
+                    <w:t>.4</w:t>
+                  </w:r>
+                </w:p>
+              </w:tc>
+              <w:tc>
+                <w:tcPr>
+                  <w:tcW w:w="8581" w:type="dxa"/>
+                  <w:shd w:val="clear" w:color="auto" w:fill="FFFFFF" w:themeFill="background1"/>
+                  <w:vAlign w:val="center"/>
+                </w:tcPr>
+                <w:p>
+                  <w:pPr>
+                    <w:pStyle w:val="TableParagraph"/>
+                    <w:ind w:left="108"/>
+                    <w:rPr>
+                      <w:rFonts w:ascii="Arial" w:hAnsi="Arial" w:cs="Arial"/>
+                    </w:rPr>
+                  </w:pPr>
+                  <w:r>
+                    <w:rPr>
+                      <w:rFonts w:ascii="Arial" w:hAnsi="Arial" w:cs="Arial"/>
+                    </w:rPr>
+                    <w:t>Insufficient reserves for existing and historical liabilities (including pensions)</w:t>
+                  </w:r>
+                </w:p>
+              </w:tc>
+              <w:tc>
+                <w:tcPr>
+                  <w:tcW w:w="993" w:type="dxa"/>
+                  <w:shd w:val="clear" w:color="auto" w:fill="FFFFFF" w:themeFill="background1"/>
+                  <w:vAlign w:val="center"/>
+                </w:tcPr>
+                <w:p>
+                  <w:pPr>
+                    <w:pStyle w:val="TableParagraph"/>
+                    <w:spacing w:before="0"/>
+                    <w:ind w:left="0"/>
+                    <w:jc w:val="center"/>
+                    <w:rPr>
+                      <w:rFonts w:ascii="Arial" w:hAnsi="Arial" w:cs="Arial"/>
+                    </w:rPr>
+                  </w:pPr>
+                  <w:r>
+                    <w:rPr>
+                      <w:rFonts w:ascii="Arial" w:eastAsia="Arial" w:hAnsi="Arial" w:cs="Arial"/>
+                    </w:rPr>
+                    <w:t>4</w:t>
+                  </w:r>
+                </w:p>
+              </w:tc>
+            </w:tr>
+            <w:tr>
+              <w:trPr>
+                <w:trHeight w:val="571"/>
+              </w:trPr>
+              <w:tc>
+                <w:tcPr>
+                  <w:tcW w:w="1086" w:type="dxa"/>
+                  <w:shd w:val="clear" w:color="auto" w:fill="D9D9D9" w:themeFill="background1" w:themeFillShade="D9"/>
+                </w:tcPr>
+                <w:p>
+                  <w:pPr>
+                    <w:pStyle w:val="TableParagraph"/>
+                    <w:spacing w:before="0"/>
+                    <w:ind w:left="0"/>
+                    <w:rPr>
+                      <w:rFonts w:ascii="Arial" w:hAnsi="Arial" w:cs="Arial"/>
+                      <w:sz w:val="20"/>
+                    </w:rPr>
+                  </w:pPr>
+                </w:p>
+              </w:tc>
+              <w:tc>
+                <w:tcPr>
+                  <w:tcW w:w="8581" w:type="dxa"/>
+                  <w:shd w:val="clear" w:color="auto" w:fill="D9D9D9" w:themeFill="background1" w:themeFillShade="D9"/>
+                </w:tcPr>
+                <w:p>
+                  <w:pPr>
+                    <w:pStyle w:val="TableParagraph"/>
+                    <w:spacing w:before="121"/>
+                    <w:rPr>
+                      <w:rFonts w:ascii="Arial" w:hAnsi="Arial" w:cs="Arial"/>
+                      <w:b/>
+                    </w:rPr>
+                  </w:pPr>
+                  <w:r>
+                    <w:rPr>
+                      <w:rFonts w:ascii="Arial" w:eastAsia="Arial" w:hAnsi="Arial" w:cs="Arial"/>
+                      <w:b/>
+                    </w:rPr>
+                    <w:t>TOTAL FOR INFRASTRUCTURE COMPONENT</w:t>
+                  </w:r>
+                </w:p>
+              </w:tc>
+              <w:tc>
+                <w:tcPr>
+                  <w:tcW w:w="993" w:type="dxa"/>
+                  <w:shd w:val="clear" w:color="auto" w:fill="D9D9D9" w:themeFill="background1" w:themeFillShade="D9"/>
+                  <w:vAlign w:val="center"/>
+                </w:tcPr>
+                <w:p>
+                  <w:pPr>
+                    <w:pStyle w:val="TableParagraph"/>
+                    <w:spacing w:before="0"/>
+                    <w:ind w:left="0"/>
+                    <w:jc w:val="center"/>
+                    <w:rPr>
+                      <w:rFonts w:ascii="Arial" w:hAnsi="Arial" w:cs="Arial"/>
+                      <w:b/>
+                      <w:bCs/>
+                    </w:rPr>
+                  </w:pPr>
+                  <w:r>
+                    <w:rPr>
+                      <w:rFonts w:ascii="Arial" w:eastAsia="Arial" w:hAnsi="Arial" w:cs="Arial"/>
+                      <w:b/>
+                      <w:bCs/>
+                    </w:rPr>
+                    <w:t>13</w:t>
+                  </w:r>
+                </w:p>
+              </w:tc>
+            </w:tr>
+          </w:tbl>
           <w:p/>
         </w:tc>
       </w:tr>
@@ -2101,6 +2819,11 @@
             </w:pPr>
           </w:p>
           <w:p>
+            <w:pPr>
+              <w:rPr>
+                <w:lang w:val="en-CA"/>
+              </w:rPr>
+            </w:pPr>
             <w:r>
               <w:rPr>
                 <w:lang w:val="en-CA"/>
@@ -2108,6 +2831,14 @@
               <w:t>This assessment rates product availability risk as medium. Our service-based business model reduces our dependence on physical inventory, while cloud backup offers some protection against data loss. However, neither ensures uninterrupted service. We should establish crisis management and disaster recovery procedures suited to remote work and maintain reliable communication channels for coordinating our response.</w:t>
             </w:r>
           </w:p>
+          <w:p>
+            <w:pPr>
+              <w:rPr>
+                <w:lang w:val="en-CA"/>
+              </w:rPr>
+            </w:pPr>
+          </w:p>
+          <w:p/>
         </w:tc>
       </w:tr>
       <w:tr>
@@ -2136,7 +2867,6 @@
                 <w:sz w:val="24"/>
                 <w:szCs w:val="24"/>
               </w:rPr>
-              <w:lastRenderedPageBreak/>
               <w:t>INFRASTRUCTURE RISKINESS INDEX</w:t>
             </w:r>
           </w:p>
@@ -3110,7 +3840,6 @@
                 <w:sz w:val="24"/>
                 <w:szCs w:val="24"/>
               </w:rPr>
-              <w:lastRenderedPageBreak/>
               <w:t>REPUTATION</w:t>
             </w:r>
             <w:r>
@@ -3263,13 +3992,7 @@
                     <w:rPr>
                       <w:rFonts w:ascii="Arial" w:eastAsia="Arial" w:hAnsi="Arial" w:cs="Arial"/>
                     </w:rPr>
-                    <w:t>3</w:t>
-                  </w:r>
-                  <w:r>
-                    <w:rPr>
-                      <w:rFonts w:ascii="Arial" w:eastAsia="Arial" w:hAnsi="Arial" w:cs="Arial"/>
-                    </w:rPr>
-                    <w:t>.1</w:t>
+                    <w:t>3.1</w:t>
                   </w:r>
                 </w:p>
               </w:tc>
@@ -3343,13 +4066,7 @@
                     <w:rPr>
                       <w:rFonts w:ascii="Arial" w:eastAsia="Arial" w:hAnsi="Arial" w:cs="Arial"/>
                     </w:rPr>
-                    <w:t>3</w:t>
-                  </w:r>
-                  <w:r>
-                    <w:rPr>
-                      <w:rFonts w:ascii="Arial" w:eastAsia="Arial" w:hAnsi="Arial" w:cs="Arial"/>
-                    </w:rPr>
-                    <w:t>.2</w:t>
+                    <w:t>3.2</w:t>
                   </w:r>
                 </w:p>
               </w:tc>
@@ -3430,13 +4147,7 @@
                     <w:rPr>
                       <w:rFonts w:ascii="Arial" w:eastAsia="Arial" w:hAnsi="Arial" w:cs="Arial"/>
                     </w:rPr>
-                    <w:t>3</w:t>
-                  </w:r>
-                  <w:r>
-                    <w:rPr>
-                      <w:rFonts w:ascii="Arial" w:eastAsia="Arial" w:hAnsi="Arial" w:cs="Arial"/>
-                    </w:rPr>
-                    <w:t>.3</w:t>
+                    <w:t>3.3</w:t>
                   </w:r>
                 </w:p>
               </w:tc>
@@ -3516,13 +4227,7 @@
                     <w:rPr>
                       <w:rFonts w:ascii="Arial" w:eastAsia="Arial" w:hAnsi="Arial" w:cs="Arial"/>
                     </w:rPr>
-                    <w:t>3</w:t>
-                  </w:r>
-                  <w:r>
-                    <w:rPr>
-                      <w:rFonts w:ascii="Arial" w:eastAsia="Arial" w:hAnsi="Arial" w:cs="Arial"/>
-                    </w:rPr>
-                    <w:t>.4</w:t>
+                    <w:t>3.4</w:t>
                   </w:r>
                 </w:p>
               </w:tc>
@@ -4006,6 +4711,55 @@
           <w:p>
             <w:pPr>
               <w:rPr>
+                <w:lang w:val="en-CA"/>
+              </w:rPr>
+            </w:pPr>
+          </w:p>
+          <w:p>
+            <w:pPr>
+              <w:rPr>
+                <w:lang w:val="en-CA"/>
+              </w:rPr>
+            </w:pPr>
+          </w:p>
+          <w:p>
+            <w:pPr>
+              <w:rPr>
+                <w:lang w:val="en-CA"/>
+              </w:rPr>
+            </w:pPr>
+          </w:p>
+          <w:p>
+            <w:pPr>
+              <w:rPr>
+                <w:lang w:val="en-CA"/>
+              </w:rPr>
+            </w:pPr>
+          </w:p>
+          <w:p>
+            <w:pPr>
+              <w:rPr>
+                <w:lang w:val="en-CA"/>
+              </w:rPr>
+            </w:pPr>
+          </w:p>
+          <w:p>
+            <w:pPr>
+              <w:rPr>
+                <w:lang w:val="en-CA"/>
+              </w:rPr>
+            </w:pPr>
+          </w:p>
+          <w:p>
+            <w:pPr>
+              <w:rPr>
+                <w:lang w:val="en-CA"/>
+              </w:rPr>
+            </w:pPr>
+          </w:p>
+          <w:p>
+            <w:pPr>
+              <w:rPr>
                 <w:sz w:val="32"/>
                 <w:szCs w:val="32"/>
                 <w:lang w:val="en-CA"/>
@@ -4495,13 +5249,7 @@
                     <w:rPr>
                       <w:rFonts w:ascii="Arial" w:eastAsia="Arial" w:hAnsi="Arial" w:cs="Arial"/>
                     </w:rPr>
-                    <w:t>4</w:t>
-                  </w:r>
-                  <w:r>
-                    <w:rPr>
-                      <w:rFonts w:ascii="Arial" w:eastAsia="Arial" w:hAnsi="Arial" w:cs="Arial"/>
-                    </w:rPr>
-                    <w:t>.1</w:t>
+                    <w:t>4.1</w:t>
                   </w:r>
                 </w:p>
               </w:tc>
@@ -4575,13 +5323,7 @@
                     <w:rPr>
                       <w:rFonts w:ascii="Arial" w:eastAsia="Arial" w:hAnsi="Arial" w:cs="Arial"/>
                     </w:rPr>
-                    <w:t>4</w:t>
-                  </w:r>
-                  <w:r>
-                    <w:rPr>
-                      <w:rFonts w:ascii="Arial" w:eastAsia="Arial" w:hAnsi="Arial" w:cs="Arial"/>
-                    </w:rPr>
-                    <w:t>.2</w:t>
+                    <w:t>4.2</w:t>
                   </w:r>
                 </w:p>
               </w:tc>
@@ -4662,13 +5404,7 @@
                     <w:rPr>
                       <w:rFonts w:ascii="Arial" w:eastAsia="Arial" w:hAnsi="Arial" w:cs="Arial"/>
                     </w:rPr>
-                    <w:t>4</w:t>
-                  </w:r>
-                  <w:r>
-                    <w:rPr>
-                      <w:rFonts w:ascii="Arial" w:eastAsia="Arial" w:hAnsi="Arial" w:cs="Arial"/>
-                    </w:rPr>
-                    <w:t>.3</w:t>
+                    <w:t>4.3</w:t>
                   </w:r>
                 </w:p>
               </w:tc>
@@ -4748,13 +5484,7 @@
                     <w:rPr>
                       <w:rFonts w:ascii="Arial" w:eastAsia="Arial" w:hAnsi="Arial" w:cs="Arial"/>
                     </w:rPr>
-                    <w:t>4</w:t>
-                  </w:r>
-                  <w:r>
-                    <w:rPr>
-                      <w:rFonts w:ascii="Arial" w:eastAsia="Arial" w:hAnsi="Arial" w:cs="Arial"/>
-                    </w:rPr>
-                    <w:t>.4</w:t>
+                    <w:t>4.4</w:t>
                   </w:r>
                 </w:p>
               </w:tc>
@@ -4880,7 +5610,7 @@
                       <w:b/>
                       <w:bCs/>
                     </w:rPr>
-                    <w:t>4</w:t>
+                    <w:t>5</w:t>
                   </w:r>
                 </w:p>
               </w:tc>
@@ -4901,7 +5631,7 @@
     </w:p>
     <w:tbl>
       <w:tblPr>
-        <w:tblW w:w="10800" w:type="dxa"/>
+        <w:tblW w:w="11110" w:type="dxa"/>
         <w:tblCellMar>
           <w:left w:w="0" w:type="dxa"/>
           <w:right w:w="0" w:type="dxa"/>
@@ -4909,18 +5639,18 @@
         <w:tblLook w:val="0600" w:firstRow="0" w:lastRow="0" w:firstColumn="0" w:lastColumn="0" w:noHBand="1" w:noVBand="1"/>
       </w:tblPr>
       <w:tblGrid>
-        <w:gridCol w:w="4507"/>
-        <w:gridCol w:w="576"/>
-        <w:gridCol w:w="605"/>
-        <w:gridCol w:w="5112"/>
+        <w:gridCol w:w="4637"/>
+        <w:gridCol w:w="592"/>
+        <w:gridCol w:w="622"/>
+        <w:gridCol w:w="5259"/>
       </w:tblGrid>
       <w:tr>
         <w:trPr>
-          <w:trHeight w:val="144"/>
+          <w:trHeight w:val="122"/>
         </w:trPr>
         <w:tc>
           <w:tcPr>
-            <w:tcW w:w="4507" w:type="dxa"/>
+            <w:tcW w:w="4637" w:type="dxa"/>
             <w:tcBorders>
               <w:top w:val="single" w:sz="48" w:space="0" w:color="D83D27" w:themeColor="accent2"/>
             </w:tcBorders>
@@ -4933,19 +5663,19 @@
         </w:tc>
         <w:tc>
           <w:tcPr>
-            <w:tcW w:w="576" w:type="dxa"/>
+            <w:tcW w:w="592" w:type="dxa"/>
           </w:tcPr>
           <w:p/>
         </w:tc>
         <w:tc>
           <w:tcPr>
-            <w:tcW w:w="605" w:type="dxa"/>
+            <w:tcW w:w="622" w:type="dxa"/>
           </w:tcPr>
           <w:p/>
         </w:tc>
         <w:tc>
           <w:tcPr>
-            <w:tcW w:w="5112" w:type="dxa"/>
+            <w:tcW w:w="5259" w:type="dxa"/>
             <w:vMerge w:val="restart"/>
           </w:tcPr>
           <w:p>
@@ -4954,18 +5684,18 @@
                 <w:noProof/>
               </w:rPr>
               <w:drawing>
-                <wp:anchor distT="0" distB="0" distL="114300" distR="114300" simplePos="0" relativeHeight="251677696" behindDoc="0" locked="0" layoutInCell="1" allowOverlap="1" wp14:anchorId="1D62B9D7" wp14:editId="7A2CE95F">
+                <wp:anchor distT="0" distB="0" distL="114300" distR="114300" simplePos="0" relativeHeight="251677696" behindDoc="0" locked="0" layoutInCell="1" allowOverlap="1" wp14:anchorId="164C2D29" wp14:editId="4543F7E4">
                   <wp:simplePos x="0" y="0"/>
                   <wp:positionH relativeFrom="column">
-                    <wp:posOffset>-411215</wp:posOffset>
+                    <wp:posOffset>-223454</wp:posOffset>
                   </wp:positionH>
                   <wp:positionV relativeFrom="paragraph">
-                    <wp:posOffset>1177195</wp:posOffset>
+                    <wp:posOffset>360467</wp:posOffset>
                   </wp:positionV>
-                  <wp:extent cx="3705007" cy="3642500"/>
-                  <wp:effectExtent l="0" t="0" r="0" b="0"/>
+                  <wp:extent cx="3598239" cy="3533775"/>
+                  <wp:effectExtent l="0" t="0" r="2540" b="0"/>
                   <wp:wrapNone/>
-                  <wp:docPr id="9999578" name="Picture 7"/>
+                  <wp:docPr id="28837753" name="Picture 5"/>
                   <wp:cNvGraphicFramePr>
                     <a:graphicFrameLocks xmlns:a="http://schemas.openxmlformats.org/drawingml/2006/main" noChangeAspect="1"/>
                   </wp:cNvGraphicFramePr>
@@ -4973,7 +5703,7 @@
                     <a:graphicData uri="http://schemas.openxmlformats.org/drawingml/2006/picture">
                       <pic:pic xmlns:pic="http://schemas.openxmlformats.org/drawingml/2006/picture">
                         <pic:nvPicPr>
-                          <pic:cNvPr id="9999578" name="Picture 9999578"/>
+                          <pic:cNvPr id="28837753" name="Picture 28837753"/>
                           <pic:cNvPicPr/>
                         </pic:nvPicPr>
                         <pic:blipFill rotWithShape="1">
@@ -4984,7 +5714,7 @@
                               </a:ext>
                             </a:extLst>
                           </a:blip>
-                          <a:srcRect l="8828" t="8499" r="5261" b="28155"/>
+                          <a:srcRect l="9306" t="9166" r="5416" b="28021"/>
                           <a:stretch>
                             <a:fillRect/>
                           </a:stretch>
@@ -4992,7 +5722,7 @@
                         <pic:spPr bwMode="auto">
                           <a:xfrm>
                             <a:off x="0" y="0"/>
-                            <a:ext cx="3705007" cy="3642500"/>
+                            <a:ext cx="3598239" cy="3533775"/>
                           </a:xfrm>
                           <a:prstGeom prst="rect">
                             <a:avLst/>
@@ -5023,11 +5753,11 @@
       </w:tr>
       <w:tr>
         <w:trPr>
-          <w:trHeight w:val="6984"/>
+          <w:trHeight w:val="5963"/>
         </w:trPr>
         <w:tc>
           <w:tcPr>
-            <w:tcW w:w="5083" w:type="dxa"/>
+            <w:tcW w:w="5229" w:type="dxa"/>
             <w:gridSpan w:val="2"/>
           </w:tcPr>
           <w:p>
@@ -5040,56 +5770,58 @@
             </w:r>
           </w:p>
           <w:p>
-            <w:pPr>
-              <w:ind w:right="123"/>
-            </w:pPr>
+            <w:proofErr w:type="spellStart"/>
+            <w:r>
+              <w:t>ItrustU’s</w:t>
+            </w:r>
+            <w:proofErr w:type="spellEnd"/>
+            <w:r>
+              <w:t xml:space="preserve"> clearest strength is the availability of funds. Backing from Tiva and a steady flow of premiums make a decrease in funding unlikely, even under pandemic conditions. The greatest </w:t>
+            </w:r>
+            <w:proofErr w:type="gramStart"/>
+            <w:r>
+              <w:t>exposures lie</w:t>
+            </w:r>
+            <w:proofErr w:type="gramEnd"/>
+            <w:r>
+              <w:t xml:space="preserve"> in internal controls and liabilities under control. Internal controls carry the most likely losses, because a thin in-house IT department and a reliance on third-party vendors leave the door open for insider fraud and/or cyber-disasters. Liabilities can result in the most losses overall as rising claims and a fall in interest rates can significantly strain reserves. </w:t>
+            </w:r>
+            <w:r>
+              <w:t xml:space="preserve">The lack of infrastructure in these areas </w:t>
+            </w:r>
+            <w:proofErr w:type="gramStart"/>
+            <w:r>
+              <w:t>suggest</w:t>
+            </w:r>
+            <w:proofErr w:type="gramEnd"/>
+            <w:r>
+              <w:t xml:space="preserve"> that further investment in people, systems and vendor oversight would reduce financial exposure during the pandemic and in the long run. Risk strategy will need to focus on which risks need to be </w:t>
+            </w:r>
+            <w:proofErr w:type="gramStart"/>
+            <w:r>
+              <w:t>tolerated</w:t>
+            </w:r>
+            <w:proofErr w:type="gramEnd"/>
+            <w:r>
+              <w:t xml:space="preserve"> and which can be treated or terminated, given the availability of funds.</w:t>
+            </w:r>
+            <w:r>
+              <w:t xml:space="preserve">  </w:t>
+            </w:r>
           </w:p>
         </w:tc>
         <w:tc>
           <w:tcPr>
-            <w:tcW w:w="605" w:type="dxa"/>
+            <w:tcW w:w="622" w:type="dxa"/>
           </w:tcPr>
           <w:p/>
         </w:tc>
         <w:tc>
           <w:tcPr>
-            <w:tcW w:w="5112" w:type="dxa"/>
+            <w:tcW w:w="5259" w:type="dxa"/>
             <w:vMerge/>
           </w:tcPr>
           <w:p/>
-        </w:tc>
-      </w:tr>
-      <w:tr>
-        <w:trPr>
-          <w:trHeight w:val="432"/>
-        </w:trPr>
-        <w:tc>
-          <w:tcPr>
-            <w:tcW w:w="5083" w:type="dxa"/>
-            <w:gridSpan w:val="2"/>
-          </w:tcPr>
-          <w:p>
-            <w:pPr>
-              <w:ind w:right="123"/>
-            </w:pPr>
-          </w:p>
-        </w:tc>
-        <w:tc>
-          <w:tcPr>
-            <w:tcW w:w="605" w:type="dxa"/>
-          </w:tcPr>
-          <w:p/>
-        </w:tc>
-        <w:tc>
-          <w:tcPr>
-            <w:tcW w:w="5112" w:type="dxa"/>
-            <w:vAlign w:val="bottom"/>
-          </w:tcPr>
-          <w:p>
-            <w:pPr>
-              <w:pStyle w:val="Footer"/>
-            </w:pPr>
-          </w:p>
         </w:tc>
       </w:tr>
     </w:tbl>
@@ -7285,7 +8017,7 @@
   <w:style w:type="paragraph" w:default="1" w:styleId="Normal">
     <w:name w:val="Normal"/>
     <w:uiPriority w:val="6"/>
-    <w:rsid w:val="00487DF9"/>
+    <w:rsid w:val="00E62761"/>
     <w:rPr>
       <w:sz w:val="22"/>
       <w:szCs w:val="28"/>
@@ -7363,6 +8095,7 @@
   <w:style w:type="character" w:default="1" w:styleId="DefaultParagraphFont">
     <w:name w:val="Default Paragraph Font"/>
     <w:uiPriority w:val="1"/>
+    <w:semiHidden/>
     <w:unhideWhenUsed/>
   </w:style>
   <w:style w:type="table" w:default="1" w:styleId="TableNormal">
@@ -9057,6 +9790,10 @@
 </file>
 
 <file path=customXml/item1.xml><?xml version="1.0" encoding="utf-8"?>
+<b:Sources xmlns:b="http://schemas.openxmlformats.org/officeDocument/2006/bibliography" xmlns="http://schemas.openxmlformats.org/officeDocument/2006/bibliography" SelectedStyle="\APASixthEditionOfficeOnline.xsl" StyleName="APA" Version="6"/>
+</file>
+
+<file path=customXml/item2.xml><?xml version="1.0" encoding="utf-8"?>
 <?mso-contentType ?>
 <FormTemplates xmlns="http://schemas.microsoft.com/sharepoint/v3/contenttype/forms">
   <Display>DocumentLibraryForm</Display>
@@ -9065,31 +9802,7 @@
 </FormTemplates>
 </file>
 
-<file path=customXml/item2.xml><?xml version="1.0" encoding="utf-8"?>
-<b:Sources xmlns:b="http://schemas.openxmlformats.org/officeDocument/2006/bibliography" xmlns="http://schemas.openxmlformats.org/officeDocument/2006/bibliography" SelectedStyle="\APASixthEditionOfficeOnline.xsl" StyleName="APA" Version="6"/>
-</file>
-
 <file path=customXml/item3.xml><?xml version="1.0" encoding="utf-8"?>
-<p:properties xmlns:p="http://schemas.microsoft.com/office/2006/metadata/properties" xmlns:xsi="http://www.w3.org/2001/XMLSchema-instance" xmlns:pc="http://schemas.microsoft.com/office/infopath/2007/PartnerControls">
-  <documentManagement>
-    <Status xmlns="71af3243-3dd4-4a8d-8c0d-dd76da1f02a5">Not started</Status>
-    <MediaServiceKeyPoints xmlns="71af3243-3dd4-4a8d-8c0d-dd76da1f02a5" xsi:nil="true"/>
-    <_ip_UnifiedCompliancePolicyUIAction xmlns="http://schemas.microsoft.com/sharepoint/v3" xsi:nil="true"/>
-    <Image xmlns="71af3243-3dd4-4a8d-8c0d-dd76da1f02a5">
-      <Url xsi:nil="true"/>
-      <Description xsi:nil="true"/>
-    </Image>
-    <Background xmlns="71af3243-3dd4-4a8d-8c0d-dd76da1f02a5">false</Background>
-    <_ip_UnifiedCompliancePolicyProperties xmlns="http://schemas.microsoft.com/sharepoint/v3" xsi:nil="true"/>
-    <ImageTagsTaxHTField xmlns="71af3243-3dd4-4a8d-8c0d-dd76da1f02a5">
-      <Terms xmlns="http://schemas.microsoft.com/office/infopath/2007/PartnerControls"/>
-    </ImageTagsTaxHTField>
-    <TaxCatchAll xmlns="230e9df3-be65-4c73-a93b-d1236ebd677e" xsi:nil="true"/>
-  </documentManagement>
-</p:properties>
-</file>
-
-<file path=customXml/item4.xml><?xml version="1.0" encoding="utf-8"?>
 <ct:contentTypeSchema xmlns:ct="http://schemas.microsoft.com/office/2006/metadata/contentType" xmlns:ma="http://schemas.microsoft.com/office/2006/metadata/properties/metaAttributes" ct:_="" ma:_="" ma:contentTypeName="Document" ma:contentTypeID="0x01010079F111ED35F8CC479449609E8A0923A6" ma:contentTypeVersion="30" ma:contentTypeDescription="Create a new document." ma:contentTypeScope="" ma:versionID="cec0622158e8f13124e9e8fd4de31bd1">
   <xsd:schema xmlns:xsd="http://www.w3.org/2001/XMLSchema" xmlns:xs="http://www.w3.org/2001/XMLSchema" xmlns:p="http://schemas.microsoft.com/office/2006/metadata/properties" xmlns:ns1="http://schemas.microsoft.com/sharepoint/v3" xmlns:ns2="71af3243-3dd4-4a8d-8c0d-dd76da1f02a5" xmlns:ns3="16c05727-aa75-4e4a-9b5f-8a80a1165891" xmlns:ns4="230e9df3-be65-4c73-a93b-d1236ebd677e" targetNamespace="http://schemas.microsoft.com/office/2006/metadata/properties" ma:root="true" ma:fieldsID="3b52f30ab005d15df08657af532e6e38" ns1:_="" ns2:_="" ns3:_="" ns4:_="">
     <xsd:import namespace="http://schemas.microsoft.com/sharepoint/v3"/>
@@ -9407,7 +10120,35 @@
 </ct:contentTypeSchema>
 </file>
 
+<file path=customXml/item4.xml><?xml version="1.0" encoding="utf-8"?>
+<p:properties xmlns:p="http://schemas.microsoft.com/office/2006/metadata/properties" xmlns:xsi="http://www.w3.org/2001/XMLSchema-instance" xmlns:pc="http://schemas.microsoft.com/office/infopath/2007/PartnerControls">
+  <documentManagement>
+    <Status xmlns="71af3243-3dd4-4a8d-8c0d-dd76da1f02a5">Not started</Status>
+    <MediaServiceKeyPoints xmlns="71af3243-3dd4-4a8d-8c0d-dd76da1f02a5" xsi:nil="true"/>
+    <_ip_UnifiedCompliancePolicyUIAction xmlns="http://schemas.microsoft.com/sharepoint/v3" xsi:nil="true"/>
+    <Image xmlns="71af3243-3dd4-4a8d-8c0d-dd76da1f02a5">
+      <Url xsi:nil="true"/>
+      <Description xsi:nil="true"/>
+    </Image>
+    <Background xmlns="71af3243-3dd4-4a8d-8c0d-dd76da1f02a5">false</Background>
+    <_ip_UnifiedCompliancePolicyProperties xmlns="http://schemas.microsoft.com/sharepoint/v3" xsi:nil="true"/>
+    <ImageTagsTaxHTField xmlns="71af3243-3dd4-4a8d-8c0d-dd76da1f02a5">
+      <Terms xmlns="http://schemas.microsoft.com/office/infopath/2007/PartnerControls"/>
+    </ImageTagsTaxHTField>
+    <TaxCatchAll xmlns="230e9df3-be65-4c73-a93b-d1236ebd677e" xsi:nil="true"/>
+  </documentManagement>
+</p:properties>
+</file>
+
 <file path=customXml/itemProps1.xml><?xml version="1.0" encoding="utf-8"?>
+<ds:datastoreItem xmlns:ds="http://schemas.openxmlformats.org/officeDocument/2006/customXml" ds:itemID="{8350094C-0D3E-4E0A-A2D0-7BE047D09FEF}">
+  <ds:schemaRefs>
+    <ds:schemaRef ds:uri="http://schemas.openxmlformats.org/officeDocument/2006/bibliography"/>
+  </ds:schemaRefs>
+</ds:datastoreItem>
+</file>
+
+<file path=customXml/itemProps2.xml><?xml version="1.0" encoding="utf-8"?>
 <ds:datastoreItem xmlns:ds="http://schemas.openxmlformats.org/officeDocument/2006/customXml" ds:itemID="{FC408F27-B5ED-4462-B2CB-58DE6D45B7BD}">
   <ds:schemaRefs>
     <ds:schemaRef ds:uri="http://schemas.microsoft.com/sharepoint/v3/contenttype/forms"/>
@@ -9415,27 +10156,7 @@
 </ds:datastoreItem>
 </file>
 
-<file path=customXml/itemProps2.xml><?xml version="1.0" encoding="utf-8"?>
-<ds:datastoreItem xmlns:ds="http://schemas.openxmlformats.org/officeDocument/2006/customXml" ds:itemID="{8350094C-0D3E-4E0A-A2D0-7BE047D09FEF}">
-  <ds:schemaRefs>
-    <ds:schemaRef ds:uri="http://schemas.openxmlformats.org/officeDocument/2006/bibliography"/>
-  </ds:schemaRefs>
-</ds:datastoreItem>
-</file>
-
 <file path=customXml/itemProps3.xml><?xml version="1.0" encoding="utf-8"?>
-<ds:datastoreItem xmlns:ds="http://schemas.openxmlformats.org/officeDocument/2006/customXml" ds:itemID="{8798095E-4456-4E45-8445-539B9EDACF3C}">
-  <ds:schemaRefs>
-    <ds:schemaRef ds:uri="http://schemas.microsoft.com/office/2006/metadata/properties"/>
-    <ds:schemaRef ds:uri="http://schemas.microsoft.com/office/infopath/2007/PartnerControls"/>
-    <ds:schemaRef ds:uri="71af3243-3dd4-4a8d-8c0d-dd76da1f02a5"/>
-    <ds:schemaRef ds:uri="http://schemas.microsoft.com/sharepoint/v3"/>
-    <ds:schemaRef ds:uri="230e9df3-be65-4c73-a93b-d1236ebd677e"/>
-  </ds:schemaRefs>
-</ds:datastoreItem>
-</file>
-
-<file path=customXml/itemProps4.xml><?xml version="1.0" encoding="utf-8"?>
 <ds:datastoreItem xmlns:ds="http://schemas.openxmlformats.org/officeDocument/2006/customXml" ds:itemID="{18EB9497-C3FA-44B4-AD7B-A28C824BF395}">
   <ds:schemaRefs>
     <ds:schemaRef ds:uri="http://schemas.microsoft.com/office/2006/metadata/contentType"/>
@@ -9456,6 +10177,18 @@
 </ds:datastoreItem>
 </file>
 
+<file path=customXml/itemProps4.xml><?xml version="1.0" encoding="utf-8"?>
+<ds:datastoreItem xmlns:ds="http://schemas.openxmlformats.org/officeDocument/2006/customXml" ds:itemID="{8798095E-4456-4E45-8445-539B9EDACF3C}">
+  <ds:schemaRefs>
+    <ds:schemaRef ds:uri="http://schemas.microsoft.com/office/2006/metadata/properties"/>
+    <ds:schemaRef ds:uri="http://schemas.microsoft.com/office/infopath/2007/PartnerControls"/>
+    <ds:schemaRef ds:uri="71af3243-3dd4-4a8d-8c0d-dd76da1f02a5"/>
+    <ds:schemaRef ds:uri="http://schemas.microsoft.com/sharepoint/v3"/>
+    <ds:schemaRef ds:uri="230e9df3-be65-4c73-a93b-d1236ebd677e"/>
+  </ds:schemaRefs>
+</ds:datastoreItem>
+</file>
+
 <file path=docMetadata/LabelInfo.xml><?xml version="1.0" encoding="utf-8"?>
 <clbl:labelList xmlns:clbl="http://schemas.microsoft.com/office/2020/mipLabelMetadata"/>
 </file>